--- a/Описание проекта «Macoron.docx
+++ b/Описание проекта «Macoron.docx
@@ -3,7 +3,14 @@
 <w:document xmlns:wpc="http://schemas.microsoft.com/office/word/2010/wordprocessingCanvas" xmlns:mc="http://schemas.openxmlformats.org/markup-compatibility/2006" xmlns:o="urn:schemas-microsoft-com:office:office" xmlns:r="http://schemas.openxmlformats.org/officeDocument/2006/relationships" xmlns:m="http://schemas.openxmlformats.org/officeDocument/2006/math" xmlns:v="urn:schemas-microsoft-com:vml" xmlns:wp14="http://schemas.microsoft.com/office/word/2010/wordprocessingDrawing" xmlns:wp="http://schemas.openxmlformats.org/drawingml/2006/wordprocessingDrawing" xmlns:w="http://schemas.openxmlformats.org/wordprocessingml/2006/main" xmlns:w14="http://schemas.microsoft.com/office/word/2010/wordml" xmlns:w10="urn:schemas-microsoft-com:office:word" xmlns:w15="http://schemas.microsoft.com/office/word/2012/wordml" xmlns:wpg="http://schemas.microsoft.com/office/word/2010/wordprocessingGroup" xmlns:wpi="http://schemas.microsoft.com/office/word/2010/wordprocessingInk" xmlns:wne="http://schemas.microsoft.com/office/word/2006/wordml" xmlns:wps="http://schemas.microsoft.com/office/word/2010/wordprocessingShape" xmlns:wpsCustomData="http://www.wps.cn/officeDocument/2013/wpsCustomData" mc:Ignorable="w14 w15 wp14">
   <w:background w:color="FFFFFF"/>
   <w:body>
-    <w:p/>
+    <w:p>
+      <w:pPr>
+        <w:rPr>
+          <w:rFonts w:hint="default"/>
+          <w:lang w:val="ru-RU"/>
+        </w:rPr>
+      </w:pPr>
+    </w:p>
     <w:p>
       <w:pPr>
         <w:spacing w:line="360" w:lineRule="auto"/>
@@ -120,18 +127,7 @@
           <w:szCs w:val="24"/>
           <w:lang w:val="ru-RU"/>
         </w:rPr>
-        <w:t xml:space="preserve">Группа: </w:t>
-      </w:r>
-      <w:r>
-        <w:rPr>
-          <w:rFonts w:hint="default" w:ascii="Times New Roman" w:hAnsi="Times New Roman" w:cs="Times New Roman"/>
-          <w:b w:val="0"/>
-          <w:bCs w:val="0"/>
-          <w:sz w:val="24"/>
-          <w:szCs w:val="24"/>
-          <w:lang w:val="ru-RU"/>
-        </w:rPr>
-        <w:t>01-24. ИСИП-ОД-11</w:t>
+        <w:t>Группа: 01-24. ИСИП-ОД-11</w:t>
       </w:r>
       <w:r>
         <w:rPr>
@@ -178,9 +174,13 @@
           <w:szCs w:val="24"/>
           <w:lang w:val="ru-RU"/>
         </w:rPr>
-        <w:t>Антуанутта Коноплена</w:t>
+        <w:t>Коноплина Антуанетта</w:t>
       </w:r>
-      <w:r>
+    </w:p>
+    <w:p>
+      <w:pPr>
+        <w:spacing w:line="360" w:lineRule="auto"/>
+        <w:jc w:val="both"/>
         <w:rPr>
           <w:rFonts w:hint="default" w:ascii="Times New Roman" w:hAnsi="Times New Roman" w:cs="Times New Roman"/>
           <w:b w:val="0"/>
@@ -189,8 +189,7 @@
           <w:szCs w:val="24"/>
           <w:lang w:val="ru-RU"/>
         </w:rPr>
-        <w:br w:type="textWrapping"/>
-      </w:r>
+      </w:pPr>
       <w:r>
         <w:rPr>
           <w:rFonts w:hint="default" w:ascii="Times New Roman" w:hAnsi="Times New Roman" w:cs="Times New Roman"/>
@@ -202,8 +201,6 @@
         </w:rPr>
         <w:t>Остапенко Алена</w:t>
       </w:r>
-      <w:bookmarkStart w:id="0" w:name="_GoBack"/>
-      <w:bookmarkEnd w:id="0"/>
     </w:p>
     <w:p>
       <w:pPr>
@@ -404,6 +401,7 @@
         <w:keepLines w:val="0"/>
         <w:widowControl/>
         <w:numPr>
+          <w:ilvl w:val="0"/>
           <w:numId w:val="0"/>
         </w:numPr>
         <w:suppressLineNumbers w:val="0"/>
@@ -994,6 +992,7 @@
     </w:p>
     <w:tbl>
       <w:tblPr>
+        <w:tblStyle w:val="12"/>
         <w:tblW w:w="9024" w:type="dxa"/>
         <w:tblInd w:w="0" w:type="dxa"/>
         <w:tblBorders>
@@ -2338,9 +2337,1750 @@
         </w:rPr>
       </w:pPr>
     </w:p>
+    <w:p>
+      <w:pPr>
+        <w:pStyle w:val="90"/>
+        <w:keepNext w:val="0"/>
+        <w:keepLines w:val="0"/>
+        <w:widowControl/>
+        <w:suppressLineNumbers w:val="0"/>
+        <w:spacing w:before="0" w:beforeAutospacing="0" w:after="0" w:afterAutospacing="0" w:line="360" w:lineRule="auto"/>
+        <w:ind w:left="0" w:right="0"/>
+        <w:rPr>
+          <w:rFonts w:hint="default" w:ascii="Times New Roman" w:hAnsi="Times New Roman" w:cs="Times New Roman"/>
+          <w:b w:val="0"/>
+          <w:bCs w:val="0"/>
+          <w:sz w:val="24"/>
+          <w:szCs w:val="24"/>
+          <w:lang w:val="ru-RU" w:eastAsia="zh-CN" w:bidi="ar-SA"/>
+        </w:rPr>
+      </w:pPr>
+    </w:p>
+    <w:p>
+      <w:pPr>
+        <w:pStyle w:val="90"/>
+        <w:keepNext w:val="0"/>
+        <w:keepLines w:val="0"/>
+        <w:widowControl/>
+        <w:suppressLineNumbers w:val="0"/>
+        <w:spacing w:before="0" w:beforeAutospacing="0" w:after="0" w:afterAutospacing="0" w:line="360" w:lineRule="auto"/>
+        <w:ind w:left="0" w:right="0"/>
+        <w:rPr>
+          <w:rFonts w:hint="default" w:ascii="Times New Roman" w:hAnsi="Times New Roman" w:cs="Times New Roman"/>
+          <w:b w:val="0"/>
+          <w:bCs w:val="0"/>
+          <w:sz w:val="24"/>
+          <w:szCs w:val="24"/>
+          <w:lang w:val="ru-RU" w:eastAsia="zh-CN" w:bidi="ar-SA"/>
+        </w:rPr>
+      </w:pPr>
+    </w:p>
+    <w:p>
+      <w:pPr>
+        <w:pStyle w:val="90"/>
+        <w:keepNext w:val="0"/>
+        <w:keepLines w:val="0"/>
+        <w:widowControl/>
+        <w:suppressLineNumbers w:val="0"/>
+        <w:spacing w:before="0" w:beforeAutospacing="0" w:after="0" w:afterAutospacing="0" w:line="360" w:lineRule="auto"/>
+        <w:ind w:left="0" w:right="0"/>
+        <w:rPr>
+          <w:rFonts w:hint="default" w:ascii="Times New Roman" w:hAnsi="Times New Roman" w:cs="Times New Roman"/>
+          <w:b w:val="0"/>
+          <w:bCs w:val="0"/>
+          <w:sz w:val="24"/>
+          <w:szCs w:val="24"/>
+          <w:lang w:val="ru-RU" w:eastAsia="zh-CN" w:bidi="ar-SA"/>
+        </w:rPr>
+      </w:pPr>
+    </w:p>
+    <w:p>
+      <w:pPr>
+        <w:pStyle w:val="90"/>
+        <w:keepNext w:val="0"/>
+        <w:keepLines w:val="0"/>
+        <w:widowControl/>
+        <w:suppressLineNumbers w:val="0"/>
+        <w:spacing w:before="0" w:beforeAutospacing="0" w:after="0" w:afterAutospacing="0" w:line="360" w:lineRule="auto"/>
+        <w:ind w:left="0" w:right="0"/>
+        <w:rPr>
+          <w:rFonts w:hint="default" w:ascii="Times New Roman" w:hAnsi="Times New Roman" w:cs="Times New Roman"/>
+          <w:b w:val="0"/>
+          <w:bCs w:val="0"/>
+          <w:sz w:val="24"/>
+          <w:szCs w:val="24"/>
+          <w:lang w:val="en-US" w:eastAsia="zh-CN" w:bidi="ar-SA"/>
+        </w:rPr>
+      </w:pPr>
+    </w:p>
+    <w:p>
+      <w:pPr>
+        <w:pStyle w:val="90"/>
+        <w:keepNext w:val="0"/>
+        <w:keepLines w:val="0"/>
+        <w:widowControl/>
+        <w:suppressLineNumbers w:val="0"/>
+        <w:spacing w:before="0" w:beforeAutospacing="0" w:after="0" w:afterAutospacing="0" w:line="360" w:lineRule="auto"/>
+        <w:ind w:left="0" w:right="0"/>
+        <w:rPr>
+          <w:rFonts w:hint="default" w:ascii="Times New Roman" w:hAnsi="Times New Roman" w:cs="Times New Roman"/>
+          <w:b w:val="0"/>
+          <w:bCs w:val="0"/>
+          <w:sz w:val="24"/>
+          <w:szCs w:val="24"/>
+          <w:lang w:val="en-US" w:eastAsia="zh-CN" w:bidi="ar-SA"/>
+        </w:rPr>
+      </w:pPr>
+    </w:p>
+    <w:p>
+      <w:pPr>
+        <w:pStyle w:val="90"/>
+        <w:keepNext w:val="0"/>
+        <w:keepLines w:val="0"/>
+        <w:widowControl/>
+        <w:suppressLineNumbers w:val="0"/>
+        <w:spacing w:before="0" w:beforeAutospacing="0" w:after="0" w:afterAutospacing="0" w:line="360" w:lineRule="auto"/>
+        <w:ind w:left="0" w:right="0"/>
+        <w:rPr>
+          <w:rFonts w:hint="default" w:ascii="Times New Roman" w:hAnsi="Times New Roman" w:cs="Times New Roman"/>
+          <w:b w:val="0"/>
+          <w:bCs w:val="0"/>
+          <w:sz w:val="24"/>
+          <w:szCs w:val="24"/>
+          <w:lang w:val="en-US" w:eastAsia="zh-CN" w:bidi="ar-SA"/>
+        </w:rPr>
+      </w:pPr>
+    </w:p>
+    <w:p>
+      <w:pPr>
+        <w:pStyle w:val="90"/>
+        <w:keepNext w:val="0"/>
+        <w:keepLines w:val="0"/>
+        <w:widowControl/>
+        <w:suppressLineNumbers w:val="0"/>
+        <w:spacing w:before="0" w:beforeAutospacing="0" w:after="0" w:afterAutospacing="0" w:line="360" w:lineRule="auto"/>
+        <w:ind w:left="0" w:right="0"/>
+        <w:rPr>
+          <w:rFonts w:hint="default" w:ascii="Times New Roman" w:hAnsi="Times New Roman" w:cs="Times New Roman"/>
+          <w:b w:val="0"/>
+          <w:bCs w:val="0"/>
+          <w:sz w:val="24"/>
+          <w:szCs w:val="24"/>
+          <w:lang w:val="en-US" w:eastAsia="zh-CN" w:bidi="ar-SA"/>
+        </w:rPr>
+      </w:pPr>
+    </w:p>
+    <w:p>
+      <w:pPr>
+        <w:pStyle w:val="90"/>
+        <w:keepNext w:val="0"/>
+        <w:keepLines w:val="0"/>
+        <w:widowControl/>
+        <w:suppressLineNumbers w:val="0"/>
+        <w:spacing w:before="0" w:beforeAutospacing="0" w:after="0" w:afterAutospacing="0" w:line="360" w:lineRule="auto"/>
+        <w:ind w:left="0" w:right="0"/>
+        <w:rPr>
+          <w:rFonts w:hint="default" w:ascii="Times New Roman" w:hAnsi="Times New Roman" w:cs="Times New Roman"/>
+          <w:b w:val="0"/>
+          <w:bCs w:val="0"/>
+          <w:sz w:val="24"/>
+          <w:szCs w:val="24"/>
+          <w:lang w:val="en-US" w:eastAsia="zh-CN" w:bidi="ar-SA"/>
+        </w:rPr>
+      </w:pPr>
+    </w:p>
+    <w:p>
+      <w:pPr>
+        <w:pStyle w:val="90"/>
+        <w:keepNext w:val="0"/>
+        <w:keepLines w:val="0"/>
+        <w:widowControl/>
+        <w:suppressLineNumbers w:val="0"/>
+        <w:spacing w:before="0" w:beforeAutospacing="0" w:after="0" w:afterAutospacing="0" w:line="360" w:lineRule="auto"/>
+        <w:ind w:left="0" w:right="0"/>
+        <w:rPr>
+          <w:rFonts w:hint="default" w:ascii="Times New Roman" w:hAnsi="Times New Roman" w:cs="Times New Roman"/>
+          <w:b w:val="0"/>
+          <w:bCs w:val="0"/>
+          <w:sz w:val="24"/>
+          <w:szCs w:val="24"/>
+          <w:lang w:val="en-US" w:eastAsia="zh-CN" w:bidi="ar-SA"/>
+        </w:rPr>
+      </w:pPr>
+    </w:p>
+    <w:p>
+      <w:pPr>
+        <w:pStyle w:val="90"/>
+        <w:keepNext w:val="0"/>
+        <w:keepLines w:val="0"/>
+        <w:widowControl/>
+        <w:suppressLineNumbers w:val="0"/>
+        <w:spacing w:before="0" w:beforeAutospacing="0" w:after="0" w:afterAutospacing="0" w:line="360" w:lineRule="auto"/>
+        <w:ind w:left="0" w:right="0"/>
+        <w:rPr>
+          <w:rFonts w:hint="default" w:ascii="Times New Roman" w:hAnsi="Times New Roman" w:cs="Times New Roman"/>
+          <w:b w:val="0"/>
+          <w:bCs w:val="0"/>
+          <w:sz w:val="24"/>
+          <w:szCs w:val="24"/>
+          <w:lang w:val="en-US" w:eastAsia="zh-CN" w:bidi="ar-SA"/>
+        </w:rPr>
+      </w:pPr>
+    </w:p>
+    <w:p>
+      <w:pPr>
+        <w:pStyle w:val="90"/>
+        <w:keepNext w:val="0"/>
+        <w:keepLines w:val="0"/>
+        <w:widowControl/>
+        <w:suppressLineNumbers w:val="0"/>
+        <w:spacing w:before="0" w:beforeAutospacing="0" w:after="0" w:afterAutospacing="0" w:line="360" w:lineRule="auto"/>
+        <w:ind w:left="0" w:right="0"/>
+        <w:rPr>
+          <w:rFonts w:hint="default" w:ascii="Times New Roman" w:hAnsi="Times New Roman" w:cs="Times New Roman"/>
+          <w:b w:val="0"/>
+          <w:bCs w:val="0"/>
+          <w:sz w:val="24"/>
+          <w:szCs w:val="24"/>
+          <w:lang w:val="en-US" w:eastAsia="zh-CN" w:bidi="ar-SA"/>
+        </w:rPr>
+      </w:pPr>
+    </w:p>
+    <w:p>
+      <w:pPr>
+        <w:pStyle w:val="90"/>
+        <w:keepNext w:val="0"/>
+        <w:keepLines w:val="0"/>
+        <w:widowControl/>
+        <w:suppressLineNumbers w:val="0"/>
+        <w:spacing w:before="0" w:beforeAutospacing="0" w:after="0" w:afterAutospacing="0" w:line="360" w:lineRule="auto"/>
+        <w:ind w:left="0" w:right="0"/>
+        <w:rPr>
+          <w:rFonts w:hint="default" w:ascii="Times New Roman" w:hAnsi="Times New Roman" w:cs="Times New Roman"/>
+          <w:b w:val="0"/>
+          <w:bCs w:val="0"/>
+          <w:sz w:val="24"/>
+          <w:szCs w:val="24"/>
+          <w:lang w:val="en-US" w:eastAsia="zh-CN" w:bidi="ar-SA"/>
+        </w:rPr>
+      </w:pPr>
+    </w:p>
+    <w:p>
+      <w:pPr>
+        <w:pStyle w:val="90"/>
+        <w:keepNext w:val="0"/>
+        <w:keepLines w:val="0"/>
+        <w:widowControl/>
+        <w:suppressLineNumbers w:val="0"/>
+        <w:spacing w:before="0" w:beforeAutospacing="0" w:after="0" w:afterAutospacing="0" w:line="360" w:lineRule="auto"/>
+        <w:ind w:left="0" w:right="0"/>
+        <w:rPr>
+          <w:rFonts w:hint="default" w:ascii="Times New Roman" w:hAnsi="Times New Roman" w:cs="Times New Roman"/>
+          <w:b w:val="0"/>
+          <w:bCs w:val="0"/>
+          <w:sz w:val="24"/>
+          <w:szCs w:val="24"/>
+          <w:lang w:val="en-US" w:eastAsia="zh-CN" w:bidi="ar-SA"/>
+        </w:rPr>
+      </w:pPr>
+    </w:p>
+    <w:p>
+      <w:pPr>
+        <w:pStyle w:val="90"/>
+        <w:keepNext w:val="0"/>
+        <w:keepLines w:val="0"/>
+        <w:widowControl/>
+        <w:suppressLineNumbers w:val="0"/>
+        <w:spacing w:before="0" w:beforeAutospacing="0" w:after="0" w:afterAutospacing="0" w:line="360" w:lineRule="auto"/>
+        <w:ind w:left="0" w:right="0"/>
+        <w:rPr>
+          <w:rFonts w:hint="default" w:ascii="Times New Roman" w:hAnsi="Times New Roman" w:cs="Times New Roman"/>
+          <w:b/>
+          <w:bCs/>
+          <w:sz w:val="24"/>
+          <w:szCs w:val="24"/>
+          <w:lang w:val="ru-RU" w:eastAsia="zh-CN" w:bidi="ar-SA"/>
+        </w:rPr>
+      </w:pPr>
+      <w:r>
+        <w:rPr>
+          <w:rFonts w:hint="default" w:ascii="Times New Roman" w:hAnsi="Times New Roman" w:cs="Times New Roman"/>
+          <w:b/>
+          <w:bCs/>
+          <w:sz w:val="24"/>
+          <w:szCs w:val="24"/>
+          <w:lang w:val="en-US" w:eastAsia="zh-CN" w:bidi="ar-SA"/>
+        </w:rPr>
+        <w:t xml:space="preserve">Use-case </w:t>
+      </w:r>
+      <w:r>
+        <w:rPr>
+          <w:rFonts w:hint="default" w:ascii="Times New Roman" w:hAnsi="Times New Roman" w:cs="Times New Roman"/>
+          <w:b/>
+          <w:bCs/>
+          <w:sz w:val="24"/>
+          <w:szCs w:val="24"/>
+          <w:lang w:val="ru-RU" w:eastAsia="zh-CN" w:bidi="ar-SA"/>
+        </w:rPr>
+        <w:t>диаграмма</w:t>
+      </w:r>
+    </w:p>
+    <w:p>
+      <w:pPr>
+        <w:pStyle w:val="90"/>
+        <w:keepNext w:val="0"/>
+        <w:keepLines w:val="0"/>
+        <w:widowControl/>
+        <w:suppressLineNumbers w:val="0"/>
+        <w:spacing w:before="0" w:beforeAutospacing="0" w:after="0" w:afterAutospacing="0" w:line="360" w:lineRule="auto"/>
+        <w:ind w:left="0" w:right="0"/>
+        <w:rPr>
+          <w:rFonts w:hint="default" w:ascii="Times New Roman" w:hAnsi="Times New Roman" w:cs="Times New Roman"/>
+          <w:b w:val="0"/>
+          <w:bCs w:val="0"/>
+          <w:sz w:val="24"/>
+          <w:szCs w:val="24"/>
+          <w:lang w:val="en-US" w:eastAsia="zh-CN" w:bidi="ar-SA"/>
+        </w:rPr>
+      </w:pPr>
+      <w:r>
+        <w:rPr>
+          <w:rFonts w:hint="default" w:ascii="Times New Roman" w:hAnsi="Times New Roman" w:cs="Times New Roman"/>
+          <w:b w:val="0"/>
+          <w:bCs w:val="0"/>
+          <w:sz w:val="24"/>
+          <w:szCs w:val="24"/>
+          <w:lang w:val="en-US" w:eastAsia="zh-CN" w:bidi="ar-SA"/>
+        </w:rPr>
+        <w:drawing>
+          <wp:inline distT="0" distB="0" distL="114300" distR="114300">
+            <wp:extent cx="6642100" cy="2322830"/>
+            <wp:effectExtent l="0" t="0" r="2540" b="8890"/>
+            <wp:docPr id="2" name="Изображение 2" descr="use-case 1"/>
+            <wp:cNvGraphicFramePr>
+              <a:graphicFrameLocks xmlns:a="http://schemas.openxmlformats.org/drawingml/2006/main" noChangeAspect="1"/>
+            </wp:cNvGraphicFramePr>
+            <a:graphic xmlns:a="http://schemas.openxmlformats.org/drawingml/2006/main">
+              <a:graphicData uri="http://schemas.openxmlformats.org/drawingml/2006/picture">
+                <pic:pic xmlns:pic="http://schemas.openxmlformats.org/drawingml/2006/picture">
+                  <pic:nvPicPr>
+                    <pic:cNvPr id="2" name="Изображение 2" descr="use-case 1"/>
+                    <pic:cNvPicPr>
+                      <a:picLocks noChangeAspect="1"/>
+                    </pic:cNvPicPr>
+                  </pic:nvPicPr>
+                  <pic:blipFill>
+                    <a:blip r:embed="rId4"/>
+                    <a:stretch>
+                      <a:fillRect/>
+                    </a:stretch>
+                  </pic:blipFill>
+                  <pic:spPr>
+                    <a:xfrm>
+                      <a:off x="0" y="0"/>
+                      <a:ext cx="6642100" cy="2322830"/>
+                    </a:xfrm>
+                    <a:prstGeom prst="rect">
+                      <a:avLst/>
+                    </a:prstGeom>
+                  </pic:spPr>
+                </pic:pic>
+              </a:graphicData>
+            </a:graphic>
+          </wp:inline>
+        </w:drawing>
+      </w:r>
+    </w:p>
+    <w:p>
+      <w:pPr>
+        <w:pStyle w:val="90"/>
+        <w:keepNext w:val="0"/>
+        <w:keepLines w:val="0"/>
+        <w:widowControl/>
+        <w:suppressLineNumbers w:val="0"/>
+        <w:spacing w:before="0" w:beforeAutospacing="0" w:after="0" w:afterAutospacing="0" w:line="360" w:lineRule="auto"/>
+        <w:ind w:left="0" w:right="0"/>
+        <w:rPr>
+          <w:rFonts w:hint="default" w:ascii="Times New Roman" w:hAnsi="Times New Roman" w:cs="Times New Roman"/>
+          <w:b w:val="0"/>
+          <w:bCs w:val="0"/>
+          <w:sz w:val="24"/>
+          <w:szCs w:val="24"/>
+          <w:lang w:val="ru-RU" w:eastAsia="zh-CN" w:bidi="ar-SA"/>
+        </w:rPr>
+      </w:pPr>
+      <w:r>
+        <w:rPr>
+          <w:rFonts w:hint="default" w:ascii="Times New Roman" w:hAnsi="Times New Roman" w:cs="Times New Roman"/>
+          <w:b w:val="0"/>
+          <w:bCs w:val="0"/>
+          <w:sz w:val="24"/>
+          <w:szCs w:val="24"/>
+          <w:lang w:val="ru-RU" w:eastAsia="zh-CN" w:bidi="ar-SA"/>
+        </w:rPr>
+        <w:drawing>
+          <wp:inline distT="0" distB="0" distL="114300" distR="114300">
+            <wp:extent cx="6642100" cy="2834005"/>
+            <wp:effectExtent l="0" t="0" r="2540" b="635"/>
+            <wp:docPr id="3" name="Изображение 3" descr="use-case 2"/>
+            <wp:cNvGraphicFramePr>
+              <a:graphicFrameLocks xmlns:a="http://schemas.openxmlformats.org/drawingml/2006/main" noChangeAspect="1"/>
+            </wp:cNvGraphicFramePr>
+            <a:graphic xmlns:a="http://schemas.openxmlformats.org/drawingml/2006/main">
+              <a:graphicData uri="http://schemas.openxmlformats.org/drawingml/2006/picture">
+                <pic:pic xmlns:pic="http://schemas.openxmlformats.org/drawingml/2006/picture">
+                  <pic:nvPicPr>
+                    <pic:cNvPr id="3" name="Изображение 3" descr="use-case 2"/>
+                    <pic:cNvPicPr>
+                      <a:picLocks noChangeAspect="1"/>
+                    </pic:cNvPicPr>
+                  </pic:nvPicPr>
+                  <pic:blipFill>
+                    <a:blip r:embed="rId5"/>
+                    <a:stretch>
+                      <a:fillRect/>
+                    </a:stretch>
+                  </pic:blipFill>
+                  <pic:spPr>
+                    <a:xfrm>
+                      <a:off x="0" y="0"/>
+                      <a:ext cx="6642100" cy="2834005"/>
+                    </a:xfrm>
+                    <a:prstGeom prst="rect">
+                      <a:avLst/>
+                    </a:prstGeom>
+                  </pic:spPr>
+                </pic:pic>
+              </a:graphicData>
+            </a:graphic>
+          </wp:inline>
+        </w:drawing>
+      </w:r>
+    </w:p>
+    <w:p>
+      <w:pPr>
+        <w:pStyle w:val="90"/>
+        <w:keepNext w:val="0"/>
+        <w:keepLines w:val="0"/>
+        <w:widowControl/>
+        <w:suppressLineNumbers w:val="0"/>
+        <w:spacing w:before="0" w:beforeAutospacing="0" w:after="0" w:afterAutospacing="0" w:line="360" w:lineRule="auto"/>
+        <w:ind w:left="0" w:right="0"/>
+        <w:rPr>
+          <w:rFonts w:hint="default" w:ascii="Times New Roman" w:hAnsi="Times New Roman" w:cs="Times New Roman"/>
+          <w:b w:val="0"/>
+          <w:bCs w:val="0"/>
+          <w:sz w:val="24"/>
+          <w:szCs w:val="24"/>
+          <w:lang w:val="ru-RU" w:eastAsia="zh-CN" w:bidi="ar-SA"/>
+        </w:rPr>
+      </w:pPr>
+    </w:p>
+    <w:p>
+      <w:pPr>
+        <w:pStyle w:val="90"/>
+        <w:keepNext w:val="0"/>
+        <w:keepLines w:val="0"/>
+        <w:widowControl/>
+        <w:suppressLineNumbers w:val="0"/>
+        <w:spacing w:before="0" w:beforeAutospacing="0" w:after="0" w:afterAutospacing="0" w:line="360" w:lineRule="auto"/>
+        <w:ind w:left="0" w:right="0"/>
+        <w:rPr>
+          <w:rFonts w:hint="default" w:ascii="Times New Roman" w:hAnsi="Times New Roman" w:cs="Times New Roman"/>
+          <w:b w:val="0"/>
+          <w:bCs w:val="0"/>
+          <w:sz w:val="24"/>
+          <w:szCs w:val="24"/>
+          <w:lang w:val="ru-RU" w:eastAsia="zh-CN" w:bidi="ar-SA"/>
+        </w:rPr>
+      </w:pPr>
+    </w:p>
+    <w:p>
+      <w:pPr>
+        <w:pStyle w:val="90"/>
+        <w:keepNext w:val="0"/>
+        <w:keepLines w:val="0"/>
+        <w:widowControl/>
+        <w:suppressLineNumbers w:val="0"/>
+        <w:spacing w:before="0" w:beforeAutospacing="0" w:after="0" w:afterAutospacing="0" w:line="360" w:lineRule="auto"/>
+        <w:ind w:left="0" w:right="0"/>
+        <w:rPr>
+          <w:rFonts w:hint="default" w:ascii="Times New Roman" w:hAnsi="Times New Roman" w:cs="Times New Roman"/>
+          <w:b w:val="0"/>
+          <w:bCs w:val="0"/>
+          <w:sz w:val="24"/>
+          <w:szCs w:val="24"/>
+          <w:lang w:val="ru-RU" w:eastAsia="zh-CN" w:bidi="ar-SA"/>
+        </w:rPr>
+      </w:pPr>
+    </w:p>
+    <w:p>
+      <w:pPr>
+        <w:pStyle w:val="90"/>
+        <w:keepNext w:val="0"/>
+        <w:keepLines w:val="0"/>
+        <w:widowControl/>
+        <w:suppressLineNumbers w:val="0"/>
+        <w:spacing w:before="0" w:beforeAutospacing="0" w:after="0" w:afterAutospacing="0" w:line="360" w:lineRule="auto"/>
+        <w:ind w:left="0" w:right="0"/>
+        <w:rPr>
+          <w:rFonts w:hint="default" w:ascii="Times New Roman" w:hAnsi="Times New Roman" w:cs="Times New Roman"/>
+          <w:b w:val="0"/>
+          <w:bCs w:val="0"/>
+          <w:sz w:val="24"/>
+          <w:szCs w:val="24"/>
+          <w:lang w:val="ru-RU" w:eastAsia="zh-CN" w:bidi="ar-SA"/>
+        </w:rPr>
+      </w:pPr>
+    </w:p>
+    <w:p>
+      <w:pPr>
+        <w:pStyle w:val="90"/>
+        <w:keepNext w:val="0"/>
+        <w:keepLines w:val="0"/>
+        <w:widowControl/>
+        <w:suppressLineNumbers w:val="0"/>
+        <w:spacing w:before="0" w:beforeAutospacing="0" w:after="0" w:afterAutospacing="0" w:line="360" w:lineRule="auto"/>
+        <w:ind w:left="0" w:right="0"/>
+        <w:rPr>
+          <w:rFonts w:hint="default" w:ascii="Times New Roman" w:hAnsi="Times New Roman" w:cs="Times New Roman"/>
+          <w:b w:val="0"/>
+          <w:bCs w:val="0"/>
+          <w:sz w:val="24"/>
+          <w:szCs w:val="24"/>
+          <w:lang w:val="ru-RU" w:eastAsia="zh-CN" w:bidi="ar-SA"/>
+        </w:rPr>
+      </w:pPr>
+    </w:p>
+    <w:p>
+      <w:pPr>
+        <w:pStyle w:val="90"/>
+        <w:keepNext w:val="0"/>
+        <w:keepLines w:val="0"/>
+        <w:widowControl/>
+        <w:suppressLineNumbers w:val="0"/>
+        <w:spacing w:before="0" w:beforeAutospacing="0" w:after="0" w:afterAutospacing="0" w:line="360" w:lineRule="auto"/>
+        <w:ind w:left="0" w:right="0"/>
+        <w:rPr>
+          <w:rFonts w:hint="default" w:ascii="Times New Roman" w:hAnsi="Times New Roman" w:cs="Times New Roman"/>
+          <w:b w:val="0"/>
+          <w:bCs w:val="0"/>
+          <w:sz w:val="24"/>
+          <w:szCs w:val="24"/>
+          <w:lang w:val="ru-RU" w:eastAsia="zh-CN" w:bidi="ar-SA"/>
+        </w:rPr>
+      </w:pPr>
+    </w:p>
+    <w:p>
+      <w:pPr>
+        <w:pStyle w:val="90"/>
+        <w:keepNext w:val="0"/>
+        <w:keepLines w:val="0"/>
+        <w:widowControl/>
+        <w:suppressLineNumbers w:val="0"/>
+        <w:spacing w:before="0" w:beforeAutospacing="0" w:after="0" w:afterAutospacing="0" w:line="360" w:lineRule="auto"/>
+        <w:ind w:left="0" w:right="0"/>
+        <w:rPr>
+          <w:rFonts w:hint="default" w:ascii="Times New Roman" w:hAnsi="Times New Roman" w:cs="Times New Roman"/>
+          <w:b w:val="0"/>
+          <w:bCs w:val="0"/>
+          <w:sz w:val="24"/>
+          <w:szCs w:val="24"/>
+          <w:lang w:val="ru-RU" w:eastAsia="zh-CN" w:bidi="ar-SA"/>
+        </w:rPr>
+      </w:pPr>
+    </w:p>
+    <w:p>
+      <w:pPr>
+        <w:pStyle w:val="90"/>
+        <w:keepNext w:val="0"/>
+        <w:keepLines w:val="0"/>
+        <w:widowControl/>
+        <w:suppressLineNumbers w:val="0"/>
+        <w:spacing w:before="0" w:beforeAutospacing="0" w:after="0" w:afterAutospacing="0" w:line="360" w:lineRule="auto"/>
+        <w:ind w:left="0" w:right="0"/>
+        <w:rPr>
+          <w:rFonts w:hint="default" w:ascii="Times New Roman" w:hAnsi="Times New Roman" w:cs="Times New Roman"/>
+          <w:b w:val="0"/>
+          <w:bCs w:val="0"/>
+          <w:sz w:val="24"/>
+          <w:szCs w:val="24"/>
+          <w:lang w:val="ru-RU" w:eastAsia="zh-CN" w:bidi="ar-SA"/>
+        </w:rPr>
+      </w:pPr>
+    </w:p>
+    <w:p>
+      <w:pPr>
+        <w:pStyle w:val="90"/>
+        <w:keepNext w:val="0"/>
+        <w:keepLines w:val="0"/>
+        <w:widowControl/>
+        <w:suppressLineNumbers w:val="0"/>
+        <w:spacing w:before="0" w:beforeAutospacing="0" w:after="0" w:afterAutospacing="0" w:line="360" w:lineRule="auto"/>
+        <w:ind w:left="0" w:right="0"/>
+        <w:rPr>
+          <w:rFonts w:hint="default" w:ascii="Times New Roman" w:hAnsi="Times New Roman" w:cs="Times New Roman"/>
+          <w:b w:val="0"/>
+          <w:bCs w:val="0"/>
+          <w:sz w:val="24"/>
+          <w:szCs w:val="24"/>
+          <w:lang w:val="ru-RU" w:eastAsia="zh-CN" w:bidi="ar-SA"/>
+        </w:rPr>
+      </w:pPr>
+    </w:p>
+    <w:p>
+      <w:pPr>
+        <w:pStyle w:val="90"/>
+        <w:keepNext w:val="0"/>
+        <w:keepLines w:val="0"/>
+        <w:widowControl/>
+        <w:suppressLineNumbers w:val="0"/>
+        <w:spacing w:before="0" w:beforeAutospacing="0" w:after="0" w:afterAutospacing="0" w:line="360" w:lineRule="auto"/>
+        <w:ind w:left="0" w:right="0"/>
+        <w:rPr>
+          <w:rFonts w:hint="default" w:ascii="Times New Roman" w:hAnsi="Times New Roman" w:cs="Times New Roman"/>
+          <w:b w:val="0"/>
+          <w:bCs w:val="0"/>
+          <w:sz w:val="24"/>
+          <w:szCs w:val="24"/>
+          <w:lang w:val="ru-RU" w:eastAsia="zh-CN" w:bidi="ar-SA"/>
+        </w:rPr>
+      </w:pPr>
+    </w:p>
+    <w:p>
+      <w:pPr>
+        <w:pStyle w:val="90"/>
+        <w:keepNext w:val="0"/>
+        <w:keepLines w:val="0"/>
+        <w:widowControl/>
+        <w:suppressLineNumbers w:val="0"/>
+        <w:spacing w:before="0" w:beforeAutospacing="0" w:after="0" w:afterAutospacing="0" w:line="360" w:lineRule="auto"/>
+        <w:ind w:left="0" w:right="0"/>
+        <w:rPr>
+          <w:rFonts w:hint="default" w:ascii="Times New Roman" w:hAnsi="Times New Roman" w:cs="Times New Roman"/>
+          <w:b w:val="0"/>
+          <w:bCs w:val="0"/>
+          <w:sz w:val="24"/>
+          <w:szCs w:val="24"/>
+          <w:lang w:val="ru-RU" w:eastAsia="zh-CN" w:bidi="ar-SA"/>
+        </w:rPr>
+      </w:pPr>
+    </w:p>
+    <w:p>
+      <w:pPr>
+        <w:pStyle w:val="90"/>
+        <w:keepNext w:val="0"/>
+        <w:keepLines w:val="0"/>
+        <w:widowControl/>
+        <w:suppressLineNumbers w:val="0"/>
+        <w:spacing w:before="0" w:beforeAutospacing="0" w:after="0" w:afterAutospacing="0" w:line="360" w:lineRule="auto"/>
+        <w:ind w:left="0" w:right="0"/>
+        <w:rPr>
+          <w:rFonts w:hint="default" w:ascii="Times New Roman" w:hAnsi="Times New Roman" w:cs="Times New Roman"/>
+          <w:b w:val="0"/>
+          <w:bCs w:val="0"/>
+          <w:sz w:val="24"/>
+          <w:szCs w:val="24"/>
+          <w:lang w:val="ru-RU" w:eastAsia="zh-CN" w:bidi="ar-SA"/>
+        </w:rPr>
+      </w:pPr>
+    </w:p>
+    <w:p>
+      <w:pPr>
+        <w:pStyle w:val="90"/>
+        <w:keepNext w:val="0"/>
+        <w:keepLines w:val="0"/>
+        <w:widowControl/>
+        <w:suppressLineNumbers w:val="0"/>
+        <w:spacing w:before="0" w:beforeAutospacing="0" w:after="0" w:afterAutospacing="0" w:line="360" w:lineRule="auto"/>
+        <w:ind w:left="0" w:right="0"/>
+        <w:rPr>
+          <w:rFonts w:hint="default" w:ascii="Times New Roman" w:hAnsi="Times New Roman" w:cs="Times New Roman"/>
+          <w:b w:val="0"/>
+          <w:bCs w:val="0"/>
+          <w:sz w:val="24"/>
+          <w:szCs w:val="24"/>
+          <w:lang w:val="ru-RU" w:eastAsia="zh-CN" w:bidi="ar-SA"/>
+        </w:rPr>
+      </w:pPr>
+    </w:p>
+    <w:p>
+      <w:pPr>
+        <w:pStyle w:val="90"/>
+        <w:keepNext w:val="0"/>
+        <w:keepLines w:val="0"/>
+        <w:widowControl/>
+        <w:suppressLineNumbers w:val="0"/>
+        <w:spacing w:before="0" w:beforeAutospacing="0" w:after="0" w:afterAutospacing="0" w:line="360" w:lineRule="auto"/>
+        <w:ind w:left="0" w:right="0"/>
+        <w:rPr>
+          <w:rFonts w:hint="default" w:ascii="Times New Roman" w:hAnsi="Times New Roman" w:cs="Times New Roman"/>
+          <w:b w:val="0"/>
+          <w:bCs w:val="0"/>
+          <w:sz w:val="24"/>
+          <w:szCs w:val="24"/>
+          <w:lang w:val="ru-RU" w:eastAsia="zh-CN" w:bidi="ar-SA"/>
+        </w:rPr>
+      </w:pPr>
+    </w:p>
+    <w:p>
+      <w:pPr>
+        <w:pStyle w:val="90"/>
+        <w:keepNext w:val="0"/>
+        <w:keepLines w:val="0"/>
+        <w:widowControl/>
+        <w:suppressLineNumbers w:val="0"/>
+        <w:spacing w:before="0" w:beforeAutospacing="0" w:after="0" w:afterAutospacing="0" w:line="360" w:lineRule="auto"/>
+        <w:ind w:left="0" w:right="0"/>
+        <w:rPr>
+          <w:rFonts w:hint="default" w:ascii="Times New Roman" w:hAnsi="Times New Roman" w:cs="Times New Roman"/>
+          <w:b w:val="0"/>
+          <w:bCs w:val="0"/>
+          <w:sz w:val="24"/>
+          <w:szCs w:val="24"/>
+          <w:lang w:val="ru-RU" w:eastAsia="zh-CN" w:bidi="ar-SA"/>
+        </w:rPr>
+      </w:pPr>
+    </w:p>
+    <w:p>
+      <w:pPr>
+        <w:pStyle w:val="90"/>
+        <w:keepNext w:val="0"/>
+        <w:keepLines w:val="0"/>
+        <w:widowControl/>
+        <w:suppressLineNumbers w:val="0"/>
+        <w:spacing w:before="0" w:beforeAutospacing="0" w:after="0" w:afterAutospacing="0" w:line="360" w:lineRule="auto"/>
+        <w:ind w:left="0" w:right="0"/>
+        <w:rPr>
+          <w:rFonts w:hint="default" w:ascii="Times New Roman" w:hAnsi="Times New Roman" w:cs="Times New Roman"/>
+          <w:b w:val="0"/>
+          <w:bCs w:val="0"/>
+          <w:sz w:val="24"/>
+          <w:szCs w:val="24"/>
+          <w:lang w:val="ru-RU" w:eastAsia="zh-CN" w:bidi="ar-SA"/>
+        </w:rPr>
+      </w:pPr>
+    </w:p>
+    <w:p>
+      <w:pPr>
+        <w:pStyle w:val="90"/>
+        <w:keepNext w:val="0"/>
+        <w:keepLines w:val="0"/>
+        <w:widowControl/>
+        <w:suppressLineNumbers w:val="0"/>
+        <w:spacing w:before="0" w:beforeAutospacing="0" w:after="0" w:afterAutospacing="0" w:line="360" w:lineRule="auto"/>
+        <w:ind w:left="0" w:right="0"/>
+        <w:rPr>
+          <w:rFonts w:hint="default" w:ascii="Times New Roman" w:hAnsi="Times New Roman" w:cs="Times New Roman"/>
+          <w:b/>
+          <w:bCs/>
+          <w:sz w:val="24"/>
+          <w:szCs w:val="24"/>
+          <w:lang w:val="ru-RU" w:eastAsia="zh-CN" w:bidi="ar-SA"/>
+        </w:rPr>
+      </w:pPr>
+      <w:r>
+        <w:rPr>
+          <w:rFonts w:hint="default" w:ascii="Times New Roman" w:hAnsi="Times New Roman" w:cs="Times New Roman"/>
+          <w:b/>
+          <w:bCs/>
+          <w:sz w:val="24"/>
+          <w:szCs w:val="24"/>
+          <w:lang w:val="ru-RU" w:eastAsia="zh-CN" w:bidi="ar-SA"/>
+        </w:rPr>
+        <w:t>Макет сайта</w:t>
+      </w:r>
+    </w:p>
+    <w:p>
+      <w:pPr>
+        <w:pStyle w:val="90"/>
+        <w:keepNext w:val="0"/>
+        <w:keepLines w:val="0"/>
+        <w:widowControl/>
+        <w:suppressLineNumbers w:val="0"/>
+        <w:spacing w:before="0" w:beforeAutospacing="0" w:after="0" w:afterAutospacing="0" w:line="360" w:lineRule="auto"/>
+        <w:ind w:left="0" w:right="0"/>
+        <w:jc w:val="center"/>
+        <w:rPr>
+          <w:rFonts w:hint="default" w:ascii="Times New Roman" w:hAnsi="Times New Roman" w:cs="Times New Roman"/>
+          <w:b/>
+          <w:bCs/>
+          <w:sz w:val="24"/>
+          <w:szCs w:val="24"/>
+          <w:lang w:val="ru-RU" w:eastAsia="zh-CN" w:bidi="ar-SA"/>
+        </w:rPr>
+      </w:pPr>
+      <w:r>
+        <w:rPr>
+          <w:rFonts w:hint="default" w:ascii="Times New Roman" w:hAnsi="Times New Roman" w:cs="Times New Roman"/>
+          <w:b/>
+          <w:bCs/>
+          <w:sz w:val="24"/>
+          <w:szCs w:val="24"/>
+          <w:lang w:val="ru-RU" w:eastAsia="zh-CN" w:bidi="ar-SA"/>
+        </w:rPr>
+        <w:drawing>
+          <wp:inline distT="0" distB="0" distL="114300" distR="114300">
+            <wp:extent cx="4978400" cy="4312920"/>
+            <wp:effectExtent l="0" t="0" r="5080" b="0"/>
+            <wp:docPr id="5" name="Изображение 5" descr="Снимок экрана 2026-05-21 095330"/>
+            <wp:cNvGraphicFramePr>
+              <a:graphicFrameLocks xmlns:a="http://schemas.openxmlformats.org/drawingml/2006/main" noChangeAspect="1"/>
+            </wp:cNvGraphicFramePr>
+            <a:graphic xmlns:a="http://schemas.openxmlformats.org/drawingml/2006/main">
+              <a:graphicData uri="http://schemas.openxmlformats.org/drawingml/2006/picture">
+                <pic:pic xmlns:pic="http://schemas.openxmlformats.org/drawingml/2006/picture">
+                  <pic:nvPicPr>
+                    <pic:cNvPr id="5" name="Изображение 5" descr="Снимок экрана 2026-05-21 095330"/>
+                    <pic:cNvPicPr>
+                      <a:picLocks noChangeAspect="1"/>
+                    </pic:cNvPicPr>
+                  </pic:nvPicPr>
+                  <pic:blipFill>
+                    <a:blip r:embed="rId6"/>
+                    <a:stretch>
+                      <a:fillRect/>
+                    </a:stretch>
+                  </pic:blipFill>
+                  <pic:spPr>
+                    <a:xfrm>
+                      <a:off x="0" y="0"/>
+                      <a:ext cx="4978400" cy="4312920"/>
+                    </a:xfrm>
+                    <a:prstGeom prst="rect">
+                      <a:avLst/>
+                    </a:prstGeom>
+                  </pic:spPr>
+                </pic:pic>
+              </a:graphicData>
+            </a:graphic>
+          </wp:inline>
+        </w:drawing>
+      </w:r>
+    </w:p>
+    <w:p>
+      <w:pPr>
+        <w:pStyle w:val="90"/>
+        <w:keepNext w:val="0"/>
+        <w:keepLines w:val="0"/>
+        <w:widowControl/>
+        <w:suppressLineNumbers w:val="0"/>
+        <w:spacing w:before="0" w:beforeAutospacing="0" w:after="0" w:afterAutospacing="0" w:line="360" w:lineRule="auto"/>
+        <w:ind w:left="0" w:right="0"/>
+        <w:jc w:val="center"/>
+      </w:pPr>
+      <w:r>
+        <w:drawing>
+          <wp:inline distT="0" distB="0" distL="114300" distR="114300">
+            <wp:extent cx="5041265" cy="3989705"/>
+            <wp:effectExtent l="0" t="0" r="3175" b="3175"/>
+            <wp:docPr id="6" name="Изображение 1"/>
+            <wp:cNvGraphicFramePr>
+              <a:graphicFrameLocks xmlns:a="http://schemas.openxmlformats.org/drawingml/2006/main" noChangeAspect="1"/>
+            </wp:cNvGraphicFramePr>
+            <a:graphic xmlns:a="http://schemas.openxmlformats.org/drawingml/2006/main">
+              <a:graphicData uri="http://schemas.openxmlformats.org/drawingml/2006/picture">
+                <pic:pic xmlns:pic="http://schemas.openxmlformats.org/drawingml/2006/picture">
+                  <pic:nvPicPr>
+                    <pic:cNvPr id="6" name="Изображение 1"/>
+                    <pic:cNvPicPr>
+                      <a:picLocks noChangeAspect="1"/>
+                    </pic:cNvPicPr>
+                  </pic:nvPicPr>
+                  <pic:blipFill>
+                    <a:blip r:embed="rId7"/>
+                    <a:stretch>
+                      <a:fillRect/>
+                    </a:stretch>
+                  </pic:blipFill>
+                  <pic:spPr>
+                    <a:xfrm>
+                      <a:off x="0" y="0"/>
+                      <a:ext cx="5041265" cy="3989705"/>
+                    </a:xfrm>
+                    <a:prstGeom prst="rect">
+                      <a:avLst/>
+                    </a:prstGeom>
+                    <a:noFill/>
+                    <a:ln>
+                      <a:noFill/>
+                    </a:ln>
+                  </pic:spPr>
+                </pic:pic>
+              </a:graphicData>
+            </a:graphic>
+          </wp:inline>
+        </w:drawing>
+      </w:r>
+    </w:p>
+    <w:p>
+      <w:pPr>
+        <w:pStyle w:val="90"/>
+        <w:keepNext w:val="0"/>
+        <w:keepLines w:val="0"/>
+        <w:widowControl/>
+        <w:suppressLineNumbers w:val="0"/>
+        <w:spacing w:before="0" w:beforeAutospacing="0" w:after="0" w:afterAutospacing="0" w:line="360" w:lineRule="auto"/>
+        <w:ind w:left="0" w:right="0"/>
+        <w:jc w:val="center"/>
+      </w:pPr>
+    </w:p>
+    <w:p>
+      <w:pPr>
+        <w:pStyle w:val="90"/>
+        <w:keepNext w:val="0"/>
+        <w:keepLines w:val="0"/>
+        <w:widowControl/>
+        <w:suppressLineNumbers w:val="0"/>
+        <w:spacing w:before="0" w:beforeAutospacing="0" w:after="0" w:afterAutospacing="0" w:line="360" w:lineRule="auto"/>
+        <w:ind w:left="0" w:right="0"/>
+        <w:jc w:val="center"/>
+      </w:pPr>
+    </w:p>
+    <w:p>
+      <w:pPr>
+        <w:pStyle w:val="90"/>
+        <w:keepNext w:val="0"/>
+        <w:keepLines w:val="0"/>
+        <w:widowControl/>
+        <w:suppressLineNumbers w:val="0"/>
+        <w:spacing w:before="0" w:beforeAutospacing="0" w:after="0" w:afterAutospacing="0" w:line="360" w:lineRule="auto"/>
+        <w:ind w:left="0" w:right="0"/>
+        <w:jc w:val="center"/>
+      </w:pPr>
+    </w:p>
+    <w:p>
+      <w:pPr>
+        <w:pStyle w:val="90"/>
+        <w:keepNext w:val="0"/>
+        <w:keepLines w:val="0"/>
+        <w:widowControl/>
+        <w:suppressLineNumbers w:val="0"/>
+        <w:spacing w:before="0" w:beforeAutospacing="0" w:after="0" w:afterAutospacing="0" w:line="360" w:lineRule="auto"/>
+        <w:ind w:left="0" w:right="0"/>
+        <w:jc w:val="center"/>
+      </w:pPr>
+    </w:p>
+    <w:p>
+      <w:pPr>
+        <w:pStyle w:val="90"/>
+        <w:keepNext w:val="0"/>
+        <w:keepLines w:val="0"/>
+        <w:widowControl/>
+        <w:suppressLineNumbers w:val="0"/>
+        <w:spacing w:before="0" w:beforeAutospacing="0" w:after="0" w:afterAutospacing="0" w:line="360" w:lineRule="auto"/>
+        <w:ind w:left="0" w:right="0"/>
+        <w:jc w:val="center"/>
+        <w:rPr>
+          <w:rFonts w:hint="default"/>
+          <w:lang w:val="ru-RU" w:eastAsia="zh-CN"/>
+        </w:rPr>
+      </w:pPr>
+      <w:r>
+        <w:rPr>
+          <w:rFonts w:hint="default"/>
+          <w:lang w:val="ru-RU" w:eastAsia="zh-CN"/>
+        </w:rPr>
+        <w:drawing>
+          <wp:inline distT="0" distB="0" distL="114300" distR="114300">
+            <wp:extent cx="6644640" cy="4509135"/>
+            <wp:effectExtent l="0" t="0" r="0" b="1905"/>
+            <wp:docPr id="7" name="Изображение 7" descr="Снимок экрана 2026-05-21 095351"/>
+            <wp:cNvGraphicFramePr>
+              <a:graphicFrameLocks xmlns:a="http://schemas.openxmlformats.org/drawingml/2006/main" noChangeAspect="1"/>
+            </wp:cNvGraphicFramePr>
+            <a:graphic xmlns:a="http://schemas.openxmlformats.org/drawingml/2006/main">
+              <a:graphicData uri="http://schemas.openxmlformats.org/drawingml/2006/picture">
+                <pic:pic xmlns:pic="http://schemas.openxmlformats.org/drawingml/2006/picture">
+                  <pic:nvPicPr>
+                    <pic:cNvPr id="7" name="Изображение 7" descr="Снимок экрана 2026-05-21 095351"/>
+                    <pic:cNvPicPr>
+                      <a:picLocks noChangeAspect="1"/>
+                    </pic:cNvPicPr>
+                  </pic:nvPicPr>
+                  <pic:blipFill>
+                    <a:blip r:embed="rId8"/>
+                    <a:stretch>
+                      <a:fillRect/>
+                    </a:stretch>
+                  </pic:blipFill>
+                  <pic:spPr>
+                    <a:xfrm>
+                      <a:off x="0" y="0"/>
+                      <a:ext cx="6644640" cy="4509135"/>
+                    </a:xfrm>
+                    <a:prstGeom prst="rect">
+                      <a:avLst/>
+                    </a:prstGeom>
+                  </pic:spPr>
+                </pic:pic>
+              </a:graphicData>
+            </a:graphic>
+          </wp:inline>
+        </w:drawing>
+      </w:r>
+    </w:p>
+    <w:p>
+      <w:pPr>
+        <w:pStyle w:val="90"/>
+        <w:keepNext w:val="0"/>
+        <w:keepLines w:val="0"/>
+        <w:widowControl/>
+        <w:suppressLineNumbers w:val="0"/>
+        <w:spacing w:before="0" w:beforeAutospacing="0" w:after="0" w:afterAutospacing="0" w:line="360" w:lineRule="auto"/>
+        <w:ind w:left="0" w:right="0"/>
+        <w:jc w:val="center"/>
+        <w:rPr>
+          <w:rFonts w:hint="default"/>
+          <w:lang w:val="ru-RU" w:eastAsia="zh-CN"/>
+        </w:rPr>
+      </w:pPr>
+      <w:r>
+        <w:rPr>
+          <w:rFonts w:hint="default"/>
+          <w:lang w:val="ru-RU" w:eastAsia="zh-CN"/>
+        </w:rPr>
+        <w:drawing>
+          <wp:inline distT="0" distB="0" distL="114300" distR="114300">
+            <wp:extent cx="6640830" cy="4182110"/>
+            <wp:effectExtent l="0" t="0" r="3810" b="8890"/>
+            <wp:docPr id="8" name="Изображение 8" descr="Снимок экрана 2026-05-21 095456"/>
+            <wp:cNvGraphicFramePr>
+              <a:graphicFrameLocks xmlns:a="http://schemas.openxmlformats.org/drawingml/2006/main" noChangeAspect="1"/>
+            </wp:cNvGraphicFramePr>
+            <a:graphic xmlns:a="http://schemas.openxmlformats.org/drawingml/2006/main">
+              <a:graphicData uri="http://schemas.openxmlformats.org/drawingml/2006/picture">
+                <pic:pic xmlns:pic="http://schemas.openxmlformats.org/drawingml/2006/picture">
+                  <pic:nvPicPr>
+                    <pic:cNvPr id="8" name="Изображение 8" descr="Снимок экрана 2026-05-21 095456"/>
+                    <pic:cNvPicPr>
+                      <a:picLocks noChangeAspect="1"/>
+                    </pic:cNvPicPr>
+                  </pic:nvPicPr>
+                  <pic:blipFill>
+                    <a:blip r:embed="rId9"/>
+                    <a:stretch>
+                      <a:fillRect/>
+                    </a:stretch>
+                  </pic:blipFill>
+                  <pic:spPr>
+                    <a:xfrm>
+                      <a:off x="0" y="0"/>
+                      <a:ext cx="6640830" cy="4182110"/>
+                    </a:xfrm>
+                    <a:prstGeom prst="rect">
+                      <a:avLst/>
+                    </a:prstGeom>
+                  </pic:spPr>
+                </pic:pic>
+              </a:graphicData>
+            </a:graphic>
+          </wp:inline>
+        </w:drawing>
+      </w:r>
+    </w:p>
+    <w:p>
+      <w:pPr>
+        <w:pStyle w:val="90"/>
+        <w:keepNext w:val="0"/>
+        <w:keepLines w:val="0"/>
+        <w:widowControl/>
+        <w:suppressLineNumbers w:val="0"/>
+        <w:spacing w:before="0" w:beforeAutospacing="0" w:after="0" w:afterAutospacing="0" w:line="360" w:lineRule="auto"/>
+        <w:ind w:left="0" w:right="0"/>
+        <w:jc w:val="center"/>
+        <w:rPr>
+          <w:rFonts w:hint="default"/>
+          <w:lang w:val="ru-RU" w:eastAsia="zh-CN"/>
+        </w:rPr>
+      </w:pPr>
+    </w:p>
+    <w:p>
+      <w:pPr>
+        <w:pStyle w:val="90"/>
+        <w:keepNext w:val="0"/>
+        <w:keepLines w:val="0"/>
+        <w:widowControl/>
+        <w:suppressLineNumbers w:val="0"/>
+        <w:spacing w:before="0" w:beforeAutospacing="0" w:after="0" w:afterAutospacing="0" w:line="360" w:lineRule="auto"/>
+        <w:ind w:left="0" w:right="0"/>
+        <w:jc w:val="center"/>
+        <w:rPr>
+          <w:rFonts w:hint="default"/>
+          <w:lang w:val="ru-RU" w:eastAsia="zh-CN"/>
+        </w:rPr>
+      </w:pPr>
+    </w:p>
+    <w:p>
+      <w:pPr>
+        <w:pStyle w:val="90"/>
+        <w:keepNext w:val="0"/>
+        <w:keepLines w:val="0"/>
+        <w:widowControl/>
+        <w:suppressLineNumbers w:val="0"/>
+        <w:spacing w:before="0" w:beforeAutospacing="0" w:after="0" w:afterAutospacing="0" w:line="360" w:lineRule="auto"/>
+        <w:ind w:left="0" w:right="0"/>
+        <w:jc w:val="center"/>
+        <w:rPr>
+          <w:rFonts w:hint="default"/>
+          <w:lang w:val="ru-RU" w:eastAsia="zh-CN"/>
+        </w:rPr>
+      </w:pPr>
+    </w:p>
+    <w:p>
+      <w:pPr>
+        <w:pStyle w:val="90"/>
+        <w:keepNext w:val="0"/>
+        <w:keepLines w:val="0"/>
+        <w:widowControl/>
+        <w:suppressLineNumbers w:val="0"/>
+        <w:spacing w:before="0" w:beforeAutospacing="0" w:after="0" w:afterAutospacing="0" w:line="360" w:lineRule="auto"/>
+        <w:ind w:left="0" w:right="0"/>
+        <w:jc w:val="center"/>
+      </w:pPr>
+      <w:r>
+        <w:drawing>
+          <wp:inline distT="0" distB="0" distL="114300" distR="114300">
+            <wp:extent cx="5611495" cy="4722495"/>
+            <wp:effectExtent l="0" t="0" r="12065" b="1905"/>
+            <wp:docPr id="9" name="Изображение 2"/>
+            <wp:cNvGraphicFramePr>
+              <a:graphicFrameLocks xmlns:a="http://schemas.openxmlformats.org/drawingml/2006/main" noChangeAspect="1"/>
+            </wp:cNvGraphicFramePr>
+            <a:graphic xmlns:a="http://schemas.openxmlformats.org/drawingml/2006/main">
+              <a:graphicData uri="http://schemas.openxmlformats.org/drawingml/2006/picture">
+                <pic:pic xmlns:pic="http://schemas.openxmlformats.org/drawingml/2006/picture">
+                  <pic:nvPicPr>
+                    <pic:cNvPr id="9" name="Изображение 2"/>
+                    <pic:cNvPicPr>
+                      <a:picLocks noChangeAspect="1"/>
+                    </pic:cNvPicPr>
+                  </pic:nvPicPr>
+                  <pic:blipFill>
+                    <a:blip r:embed="rId10"/>
+                    <a:stretch>
+                      <a:fillRect/>
+                    </a:stretch>
+                  </pic:blipFill>
+                  <pic:spPr>
+                    <a:xfrm>
+                      <a:off x="0" y="0"/>
+                      <a:ext cx="5611495" cy="4722495"/>
+                    </a:xfrm>
+                    <a:prstGeom prst="rect">
+                      <a:avLst/>
+                    </a:prstGeom>
+                    <a:noFill/>
+                    <a:ln>
+                      <a:noFill/>
+                    </a:ln>
+                  </pic:spPr>
+                </pic:pic>
+              </a:graphicData>
+            </a:graphic>
+          </wp:inline>
+        </w:drawing>
+      </w:r>
+    </w:p>
+    <w:p>
+      <w:pPr>
+        <w:pStyle w:val="90"/>
+        <w:keepNext w:val="0"/>
+        <w:keepLines w:val="0"/>
+        <w:widowControl/>
+        <w:suppressLineNumbers w:val="0"/>
+        <w:spacing w:before="0" w:beforeAutospacing="0" w:after="0" w:afterAutospacing="0" w:line="360" w:lineRule="auto"/>
+        <w:ind w:left="0" w:right="0"/>
+        <w:jc w:val="center"/>
+      </w:pPr>
+      <w:r>
+        <w:drawing>
+          <wp:inline distT="0" distB="0" distL="114300" distR="114300">
+            <wp:extent cx="5062220" cy="3438525"/>
+            <wp:effectExtent l="0" t="0" r="12700" b="5715"/>
+            <wp:docPr id="10" name="Изображение 3"/>
+            <wp:cNvGraphicFramePr>
+              <a:graphicFrameLocks xmlns:a="http://schemas.openxmlformats.org/drawingml/2006/main" noChangeAspect="1"/>
+            </wp:cNvGraphicFramePr>
+            <a:graphic xmlns:a="http://schemas.openxmlformats.org/drawingml/2006/main">
+              <a:graphicData uri="http://schemas.openxmlformats.org/drawingml/2006/picture">
+                <pic:pic xmlns:pic="http://schemas.openxmlformats.org/drawingml/2006/picture">
+                  <pic:nvPicPr>
+                    <pic:cNvPr id="10" name="Изображение 3"/>
+                    <pic:cNvPicPr>
+                      <a:picLocks noChangeAspect="1"/>
+                    </pic:cNvPicPr>
+                  </pic:nvPicPr>
+                  <pic:blipFill>
+                    <a:blip r:embed="rId11"/>
+                    <a:stretch>
+                      <a:fillRect/>
+                    </a:stretch>
+                  </pic:blipFill>
+                  <pic:spPr>
+                    <a:xfrm>
+                      <a:off x="0" y="0"/>
+                      <a:ext cx="5062220" cy="3438525"/>
+                    </a:xfrm>
+                    <a:prstGeom prst="rect">
+                      <a:avLst/>
+                    </a:prstGeom>
+                    <a:noFill/>
+                    <a:ln>
+                      <a:noFill/>
+                    </a:ln>
+                  </pic:spPr>
+                </pic:pic>
+              </a:graphicData>
+            </a:graphic>
+          </wp:inline>
+        </w:drawing>
+      </w:r>
+    </w:p>
+    <w:p>
+      <w:pPr>
+        <w:pStyle w:val="90"/>
+        <w:keepNext w:val="0"/>
+        <w:keepLines w:val="0"/>
+        <w:widowControl/>
+        <w:suppressLineNumbers w:val="0"/>
+        <w:spacing w:before="0" w:beforeAutospacing="0" w:after="0" w:afterAutospacing="0" w:line="360" w:lineRule="auto"/>
+        <w:ind w:left="0" w:right="0"/>
+        <w:jc w:val="center"/>
+      </w:pPr>
+    </w:p>
+    <w:p>
+      <w:pPr>
+        <w:pStyle w:val="90"/>
+        <w:keepNext w:val="0"/>
+        <w:keepLines w:val="0"/>
+        <w:widowControl/>
+        <w:suppressLineNumbers w:val="0"/>
+        <w:spacing w:before="0" w:beforeAutospacing="0" w:after="0" w:afterAutospacing="0" w:line="360" w:lineRule="auto"/>
+        <w:ind w:left="0" w:right="0"/>
+        <w:jc w:val="center"/>
+      </w:pPr>
+    </w:p>
+    <w:p>
+      <w:pPr>
+        <w:pStyle w:val="90"/>
+        <w:keepNext w:val="0"/>
+        <w:keepLines w:val="0"/>
+        <w:widowControl/>
+        <w:suppressLineNumbers w:val="0"/>
+        <w:spacing w:before="0" w:beforeAutospacing="0" w:after="0" w:afterAutospacing="0" w:line="360" w:lineRule="auto"/>
+        <w:ind w:left="0" w:right="0"/>
+        <w:jc w:val="center"/>
+      </w:pPr>
+    </w:p>
+    <w:p>
+      <w:pPr>
+        <w:pStyle w:val="90"/>
+        <w:keepNext w:val="0"/>
+        <w:keepLines w:val="0"/>
+        <w:widowControl/>
+        <w:suppressLineNumbers w:val="0"/>
+        <w:spacing w:before="0" w:beforeAutospacing="0" w:after="0" w:afterAutospacing="0" w:line="360" w:lineRule="auto"/>
+        <w:ind w:left="0" w:right="0"/>
+        <w:jc w:val="center"/>
+      </w:pPr>
+    </w:p>
+    <w:p>
+      <w:pPr>
+        <w:pStyle w:val="90"/>
+        <w:keepNext w:val="0"/>
+        <w:keepLines w:val="0"/>
+        <w:widowControl/>
+        <w:suppressLineNumbers w:val="0"/>
+        <w:spacing w:before="0" w:beforeAutospacing="0" w:after="0" w:afterAutospacing="0" w:line="360" w:lineRule="auto"/>
+        <w:ind w:left="0" w:right="0"/>
+        <w:jc w:val="center"/>
+      </w:pPr>
+    </w:p>
+    <w:p>
+      <w:pPr>
+        <w:pStyle w:val="90"/>
+        <w:keepNext w:val="0"/>
+        <w:keepLines w:val="0"/>
+        <w:widowControl/>
+        <w:suppressLineNumbers w:val="0"/>
+        <w:spacing w:before="0" w:beforeAutospacing="0" w:after="0" w:afterAutospacing="0" w:line="360" w:lineRule="auto"/>
+        <w:ind w:left="0" w:right="0"/>
+        <w:jc w:val="both"/>
+        <w:rPr>
+          <w:rFonts w:hint="default"/>
+          <w:b/>
+          <w:bCs/>
+          <w:lang w:val="ru-RU" w:eastAsia="zh-CN"/>
+        </w:rPr>
+      </w:pPr>
+      <w:r>
+        <w:rPr>
+          <w:rFonts w:hint="default"/>
+          <w:b/>
+          <w:bCs/>
+          <w:lang w:val="ru-RU" w:eastAsia="zh-CN"/>
+        </w:rPr>
+        <w:t>Что есть на сайте:</w:t>
+      </w:r>
+    </w:p>
+    <w:p>
+      <w:pPr>
+        <w:pStyle w:val="90"/>
+        <w:keepNext w:val="0"/>
+        <w:keepLines w:val="0"/>
+        <w:widowControl/>
+        <w:suppressLineNumbers w:val="0"/>
+        <w:spacing w:before="0" w:beforeAutospacing="0" w:after="0" w:afterAutospacing="0" w:line="360" w:lineRule="auto"/>
+        <w:ind w:left="0" w:right="0"/>
+        <w:jc w:val="both"/>
+        <w:rPr>
+          <w:rFonts w:hint="default"/>
+          <w:lang w:val="ru-RU"/>
+        </w:rPr>
+      </w:pPr>
+      <w:r>
+        <w:drawing>
+          <wp:inline distT="0" distB="0" distL="114300" distR="114300">
+            <wp:extent cx="6635750" cy="3543300"/>
+            <wp:effectExtent l="0" t="0" r="8890" b="7620"/>
+            <wp:docPr id="11" name="Изображение 4"/>
+            <wp:cNvGraphicFramePr>
+              <a:graphicFrameLocks xmlns:a="http://schemas.openxmlformats.org/drawingml/2006/main" noChangeAspect="1"/>
+            </wp:cNvGraphicFramePr>
+            <a:graphic xmlns:a="http://schemas.openxmlformats.org/drawingml/2006/main">
+              <a:graphicData uri="http://schemas.openxmlformats.org/drawingml/2006/picture">
+                <pic:pic xmlns:pic="http://schemas.openxmlformats.org/drawingml/2006/picture">
+                  <pic:nvPicPr>
+                    <pic:cNvPr id="11" name="Изображение 4"/>
+                    <pic:cNvPicPr>
+                      <a:picLocks noChangeAspect="1"/>
+                    </pic:cNvPicPr>
+                  </pic:nvPicPr>
+                  <pic:blipFill>
+                    <a:blip r:embed="rId12"/>
+                    <a:stretch>
+                      <a:fillRect/>
+                    </a:stretch>
+                  </pic:blipFill>
+                  <pic:spPr>
+                    <a:xfrm>
+                      <a:off x="0" y="0"/>
+                      <a:ext cx="6635750" cy="3543300"/>
+                    </a:xfrm>
+                    <a:prstGeom prst="rect">
+                      <a:avLst/>
+                    </a:prstGeom>
+                    <a:noFill/>
+                    <a:ln>
+                      <a:noFill/>
+                    </a:ln>
+                  </pic:spPr>
+                </pic:pic>
+              </a:graphicData>
+            </a:graphic>
+          </wp:inline>
+        </w:drawing>
+      </w:r>
+    </w:p>
+    <w:p>
+      <w:pPr>
+        <w:pStyle w:val="90"/>
+        <w:keepNext w:val="0"/>
+        <w:keepLines w:val="0"/>
+        <w:widowControl/>
+        <w:suppressLineNumbers w:val="0"/>
+        <w:spacing w:before="0" w:beforeAutospacing="0" w:after="0" w:afterAutospacing="0" w:line="360" w:lineRule="auto"/>
+        <w:ind w:left="0" w:right="0"/>
+        <w:jc w:val="both"/>
+        <w:rPr>
+          <w:rFonts w:hint="default"/>
+          <w:lang w:val="en-US"/>
+        </w:rPr>
+      </w:pPr>
+      <w:r>
+        <w:drawing>
+          <wp:inline distT="0" distB="0" distL="114300" distR="114300">
+            <wp:extent cx="6635115" cy="3599180"/>
+            <wp:effectExtent l="0" t="0" r="9525" b="12700"/>
+            <wp:docPr id="12" name="Изображение 5"/>
+            <wp:cNvGraphicFramePr>
+              <a:graphicFrameLocks xmlns:a="http://schemas.openxmlformats.org/drawingml/2006/main" noChangeAspect="1"/>
+            </wp:cNvGraphicFramePr>
+            <a:graphic xmlns:a="http://schemas.openxmlformats.org/drawingml/2006/main">
+              <a:graphicData uri="http://schemas.openxmlformats.org/drawingml/2006/picture">
+                <pic:pic xmlns:pic="http://schemas.openxmlformats.org/drawingml/2006/picture">
+                  <pic:nvPicPr>
+                    <pic:cNvPr id="12" name="Изображение 5"/>
+                    <pic:cNvPicPr>
+                      <a:picLocks noChangeAspect="1"/>
+                    </pic:cNvPicPr>
+                  </pic:nvPicPr>
+                  <pic:blipFill>
+                    <a:blip r:embed="rId13"/>
+                    <a:stretch>
+                      <a:fillRect/>
+                    </a:stretch>
+                  </pic:blipFill>
+                  <pic:spPr>
+                    <a:xfrm>
+                      <a:off x="0" y="0"/>
+                      <a:ext cx="6635115" cy="3599180"/>
+                    </a:xfrm>
+                    <a:prstGeom prst="rect">
+                      <a:avLst/>
+                    </a:prstGeom>
+                    <a:noFill/>
+                    <a:ln>
+                      <a:noFill/>
+                    </a:ln>
+                  </pic:spPr>
+                </pic:pic>
+              </a:graphicData>
+            </a:graphic>
+          </wp:inline>
+        </w:drawing>
+      </w:r>
+    </w:p>
+    <w:p>
+      <w:pPr>
+        <w:pStyle w:val="90"/>
+        <w:keepNext w:val="0"/>
+        <w:keepLines w:val="0"/>
+        <w:widowControl/>
+        <w:suppressLineNumbers w:val="0"/>
+        <w:spacing w:before="0" w:beforeAutospacing="0" w:after="0" w:afterAutospacing="0" w:line="360" w:lineRule="auto"/>
+        <w:ind w:left="0" w:right="0"/>
+        <w:jc w:val="both"/>
+      </w:pPr>
+      <w:r>
+        <w:drawing>
+          <wp:inline distT="0" distB="0" distL="114300" distR="114300">
+            <wp:extent cx="6628130" cy="3249930"/>
+            <wp:effectExtent l="0" t="0" r="1270" b="11430"/>
+            <wp:docPr id="13" name="Изображение 6"/>
+            <wp:cNvGraphicFramePr>
+              <a:graphicFrameLocks xmlns:a="http://schemas.openxmlformats.org/drawingml/2006/main" noChangeAspect="1"/>
+            </wp:cNvGraphicFramePr>
+            <a:graphic xmlns:a="http://schemas.openxmlformats.org/drawingml/2006/main">
+              <a:graphicData uri="http://schemas.openxmlformats.org/drawingml/2006/picture">
+                <pic:pic xmlns:pic="http://schemas.openxmlformats.org/drawingml/2006/picture">
+                  <pic:nvPicPr>
+                    <pic:cNvPr id="13" name="Изображение 6"/>
+                    <pic:cNvPicPr>
+                      <a:picLocks noChangeAspect="1"/>
+                    </pic:cNvPicPr>
+                  </pic:nvPicPr>
+                  <pic:blipFill>
+                    <a:blip r:embed="rId14"/>
+                    <a:stretch>
+                      <a:fillRect/>
+                    </a:stretch>
+                  </pic:blipFill>
+                  <pic:spPr>
+                    <a:xfrm>
+                      <a:off x="0" y="0"/>
+                      <a:ext cx="6628130" cy="3249930"/>
+                    </a:xfrm>
+                    <a:prstGeom prst="rect">
+                      <a:avLst/>
+                    </a:prstGeom>
+                    <a:noFill/>
+                    <a:ln>
+                      <a:noFill/>
+                    </a:ln>
+                  </pic:spPr>
+                </pic:pic>
+              </a:graphicData>
+            </a:graphic>
+          </wp:inline>
+        </w:drawing>
+      </w:r>
+    </w:p>
+    <w:p>
+      <w:pPr>
+        <w:pStyle w:val="90"/>
+        <w:keepNext w:val="0"/>
+        <w:keepLines w:val="0"/>
+        <w:widowControl/>
+        <w:suppressLineNumbers w:val="0"/>
+        <w:spacing w:before="0" w:beforeAutospacing="0" w:after="0" w:afterAutospacing="0" w:line="360" w:lineRule="auto"/>
+        <w:ind w:left="0" w:right="0"/>
+        <w:jc w:val="both"/>
+      </w:pPr>
+      <w:r>
+        <w:drawing>
+          <wp:inline distT="0" distB="0" distL="114300" distR="114300">
+            <wp:extent cx="6633845" cy="2767965"/>
+            <wp:effectExtent l="0" t="0" r="10795" b="5715"/>
+            <wp:docPr id="14" name="Изображение 7"/>
+            <wp:cNvGraphicFramePr>
+              <a:graphicFrameLocks xmlns:a="http://schemas.openxmlformats.org/drawingml/2006/main" noChangeAspect="1"/>
+            </wp:cNvGraphicFramePr>
+            <a:graphic xmlns:a="http://schemas.openxmlformats.org/drawingml/2006/main">
+              <a:graphicData uri="http://schemas.openxmlformats.org/drawingml/2006/picture">
+                <pic:pic xmlns:pic="http://schemas.openxmlformats.org/drawingml/2006/picture">
+                  <pic:nvPicPr>
+                    <pic:cNvPr id="14" name="Изображение 7"/>
+                    <pic:cNvPicPr>
+                      <a:picLocks noChangeAspect="1"/>
+                    </pic:cNvPicPr>
+                  </pic:nvPicPr>
+                  <pic:blipFill>
+                    <a:blip r:embed="rId15"/>
+                    <a:stretch>
+                      <a:fillRect/>
+                    </a:stretch>
+                  </pic:blipFill>
+                  <pic:spPr>
+                    <a:xfrm>
+                      <a:off x="0" y="0"/>
+                      <a:ext cx="6633845" cy="2767965"/>
+                    </a:xfrm>
+                    <a:prstGeom prst="rect">
+                      <a:avLst/>
+                    </a:prstGeom>
+                    <a:noFill/>
+                    <a:ln>
+                      <a:noFill/>
+                    </a:ln>
+                  </pic:spPr>
+                </pic:pic>
+              </a:graphicData>
+            </a:graphic>
+          </wp:inline>
+        </w:drawing>
+      </w:r>
+    </w:p>
+    <w:p>
+      <w:pPr>
+        <w:pStyle w:val="90"/>
+        <w:keepNext w:val="0"/>
+        <w:keepLines w:val="0"/>
+        <w:widowControl/>
+        <w:suppressLineNumbers w:val="0"/>
+        <w:spacing w:before="0" w:beforeAutospacing="0" w:after="0" w:afterAutospacing="0" w:line="360" w:lineRule="auto"/>
+        <w:ind w:left="0" w:right="0"/>
+        <w:jc w:val="both"/>
+      </w:pPr>
+      <w:r>
+        <w:drawing>
+          <wp:inline distT="0" distB="0" distL="114300" distR="114300">
+            <wp:extent cx="6635115" cy="3680460"/>
+            <wp:effectExtent l="0" t="0" r="9525" b="7620"/>
+            <wp:docPr id="15" name="Изображение 8"/>
+            <wp:cNvGraphicFramePr>
+              <a:graphicFrameLocks xmlns:a="http://schemas.openxmlformats.org/drawingml/2006/main" noChangeAspect="1"/>
+            </wp:cNvGraphicFramePr>
+            <a:graphic xmlns:a="http://schemas.openxmlformats.org/drawingml/2006/main">
+              <a:graphicData uri="http://schemas.openxmlformats.org/drawingml/2006/picture">
+                <pic:pic xmlns:pic="http://schemas.openxmlformats.org/drawingml/2006/picture">
+                  <pic:nvPicPr>
+                    <pic:cNvPr id="15" name="Изображение 8"/>
+                    <pic:cNvPicPr>
+                      <a:picLocks noChangeAspect="1"/>
+                    </pic:cNvPicPr>
+                  </pic:nvPicPr>
+                  <pic:blipFill>
+                    <a:blip r:embed="rId16"/>
+                    <a:stretch>
+                      <a:fillRect/>
+                    </a:stretch>
+                  </pic:blipFill>
+                  <pic:spPr>
+                    <a:xfrm>
+                      <a:off x="0" y="0"/>
+                      <a:ext cx="6635115" cy="3680460"/>
+                    </a:xfrm>
+                    <a:prstGeom prst="rect">
+                      <a:avLst/>
+                    </a:prstGeom>
+                    <a:noFill/>
+                    <a:ln>
+                      <a:noFill/>
+                    </a:ln>
+                  </pic:spPr>
+                </pic:pic>
+              </a:graphicData>
+            </a:graphic>
+          </wp:inline>
+        </w:drawing>
+      </w:r>
+    </w:p>
+    <w:p>
+      <w:pPr>
+        <w:pStyle w:val="90"/>
+        <w:keepNext w:val="0"/>
+        <w:keepLines w:val="0"/>
+        <w:widowControl/>
+        <w:suppressLineNumbers w:val="0"/>
+        <w:spacing w:before="0" w:beforeAutospacing="0" w:after="0" w:afterAutospacing="0" w:line="360" w:lineRule="auto"/>
+        <w:ind w:left="0" w:right="0"/>
+        <w:jc w:val="both"/>
+      </w:pPr>
+      <w:r>
+        <w:drawing>
+          <wp:inline distT="0" distB="0" distL="114300" distR="114300">
+            <wp:extent cx="6635115" cy="2787015"/>
+            <wp:effectExtent l="0" t="0" r="9525" b="1905"/>
+            <wp:docPr id="16" name="Изображение 9"/>
+            <wp:cNvGraphicFramePr>
+              <a:graphicFrameLocks xmlns:a="http://schemas.openxmlformats.org/drawingml/2006/main" noChangeAspect="1"/>
+            </wp:cNvGraphicFramePr>
+            <a:graphic xmlns:a="http://schemas.openxmlformats.org/drawingml/2006/main">
+              <a:graphicData uri="http://schemas.openxmlformats.org/drawingml/2006/picture">
+                <pic:pic xmlns:pic="http://schemas.openxmlformats.org/drawingml/2006/picture">
+                  <pic:nvPicPr>
+                    <pic:cNvPr id="16" name="Изображение 9"/>
+                    <pic:cNvPicPr>
+                      <a:picLocks noChangeAspect="1"/>
+                    </pic:cNvPicPr>
+                  </pic:nvPicPr>
+                  <pic:blipFill>
+                    <a:blip r:embed="rId17"/>
+                    <a:stretch>
+                      <a:fillRect/>
+                    </a:stretch>
+                  </pic:blipFill>
+                  <pic:spPr>
+                    <a:xfrm>
+                      <a:off x="0" y="0"/>
+                      <a:ext cx="6635115" cy="2787015"/>
+                    </a:xfrm>
+                    <a:prstGeom prst="rect">
+                      <a:avLst/>
+                    </a:prstGeom>
+                    <a:noFill/>
+                    <a:ln>
+                      <a:noFill/>
+                    </a:ln>
+                  </pic:spPr>
+                </pic:pic>
+              </a:graphicData>
+            </a:graphic>
+          </wp:inline>
+        </w:drawing>
+      </w:r>
+    </w:p>
+    <w:p>
+      <w:pPr>
+        <w:pStyle w:val="90"/>
+        <w:keepNext w:val="0"/>
+        <w:keepLines w:val="0"/>
+        <w:widowControl/>
+        <w:suppressLineNumbers w:val="0"/>
+        <w:spacing w:before="0" w:beforeAutospacing="0" w:after="0" w:afterAutospacing="0" w:line="360" w:lineRule="auto"/>
+        <w:ind w:left="0" w:right="0"/>
+        <w:jc w:val="both"/>
+      </w:pPr>
+      <w:r>
+        <w:drawing>
+          <wp:inline distT="0" distB="0" distL="114300" distR="114300">
+            <wp:extent cx="6630035" cy="2214880"/>
+            <wp:effectExtent l="0" t="0" r="14605" b="10160"/>
+            <wp:docPr id="17" name="Изображение 10"/>
+            <wp:cNvGraphicFramePr>
+              <a:graphicFrameLocks xmlns:a="http://schemas.openxmlformats.org/drawingml/2006/main" noChangeAspect="1"/>
+            </wp:cNvGraphicFramePr>
+            <a:graphic xmlns:a="http://schemas.openxmlformats.org/drawingml/2006/main">
+              <a:graphicData uri="http://schemas.openxmlformats.org/drawingml/2006/picture">
+                <pic:pic xmlns:pic="http://schemas.openxmlformats.org/drawingml/2006/picture">
+                  <pic:nvPicPr>
+                    <pic:cNvPr id="17" name="Изображение 10"/>
+                    <pic:cNvPicPr>
+                      <a:picLocks noChangeAspect="1"/>
+                    </pic:cNvPicPr>
+                  </pic:nvPicPr>
+                  <pic:blipFill>
+                    <a:blip r:embed="rId18"/>
+                    <a:stretch>
+                      <a:fillRect/>
+                    </a:stretch>
+                  </pic:blipFill>
+                  <pic:spPr>
+                    <a:xfrm>
+                      <a:off x="0" y="0"/>
+                      <a:ext cx="6630035" cy="2214880"/>
+                    </a:xfrm>
+                    <a:prstGeom prst="rect">
+                      <a:avLst/>
+                    </a:prstGeom>
+                    <a:noFill/>
+                    <a:ln>
+                      <a:noFill/>
+                    </a:ln>
+                  </pic:spPr>
+                </pic:pic>
+              </a:graphicData>
+            </a:graphic>
+          </wp:inline>
+        </w:drawing>
+      </w:r>
+    </w:p>
+    <w:p>
+      <w:pPr>
+        <w:pStyle w:val="90"/>
+        <w:keepNext w:val="0"/>
+        <w:keepLines w:val="0"/>
+        <w:widowControl/>
+        <w:suppressLineNumbers w:val="0"/>
+        <w:spacing w:before="0" w:beforeAutospacing="0" w:after="0" w:afterAutospacing="0" w:line="360" w:lineRule="auto"/>
+        <w:ind w:left="0" w:right="0"/>
+        <w:jc w:val="both"/>
+        <w:rPr>
+          <w:rFonts w:hint="default"/>
+          <w:lang w:val="en-US" w:eastAsia="zh-CN"/>
+        </w:rPr>
+      </w:pPr>
+      <w:r>
+        <w:drawing>
+          <wp:inline distT="0" distB="0" distL="114300" distR="114300">
+            <wp:extent cx="6635115" cy="3385185"/>
+            <wp:effectExtent l="0" t="0" r="9525" b="13335"/>
+            <wp:docPr id="18" name="Изображение 11"/>
+            <wp:cNvGraphicFramePr>
+              <a:graphicFrameLocks xmlns:a="http://schemas.openxmlformats.org/drawingml/2006/main" noChangeAspect="1"/>
+            </wp:cNvGraphicFramePr>
+            <a:graphic xmlns:a="http://schemas.openxmlformats.org/drawingml/2006/main">
+              <a:graphicData uri="http://schemas.openxmlformats.org/drawingml/2006/picture">
+                <pic:pic xmlns:pic="http://schemas.openxmlformats.org/drawingml/2006/picture">
+                  <pic:nvPicPr>
+                    <pic:cNvPr id="18" name="Изображение 11"/>
+                    <pic:cNvPicPr>
+                      <a:picLocks noChangeAspect="1"/>
+                    </pic:cNvPicPr>
+                  </pic:nvPicPr>
+                  <pic:blipFill>
+                    <a:blip r:embed="rId19"/>
+                    <a:stretch>
+                      <a:fillRect/>
+                    </a:stretch>
+                  </pic:blipFill>
+                  <pic:spPr>
+                    <a:xfrm>
+                      <a:off x="0" y="0"/>
+                      <a:ext cx="6635115" cy="3385185"/>
+                    </a:xfrm>
+                    <a:prstGeom prst="rect">
+                      <a:avLst/>
+                    </a:prstGeom>
+                    <a:noFill/>
+                    <a:ln>
+                      <a:noFill/>
+                    </a:ln>
+                  </pic:spPr>
+                </pic:pic>
+              </a:graphicData>
+            </a:graphic>
+          </wp:inline>
+        </w:drawing>
+      </w:r>
+      <w:bookmarkStart w:id="0" w:name="_GoBack"/>
+      <w:bookmarkEnd w:id="0"/>
+    </w:p>
     <w:sectPr>
       <w:pgSz w:w="11906" w:h="16838"/>
-      <w:pgMar w:top="1440" w:right="1800" w:bottom="1440" w:left="1800" w:header="720" w:footer="720" w:gutter="0"/>
+      <w:pgMar w:top="720" w:right="720" w:bottom="720" w:left="720" w:header="720" w:footer="720" w:gutter="0"/>
       <w:cols w:space="720" w:num="1"/>
       <w:docGrid w:linePitch="360" w:charSpace="0"/>
     </w:sectPr>
@@ -2630,17 +4370,17 @@
     <w:lsdException w:unhideWhenUsed="0" w:uiPriority="0" w:semiHidden="0" w:name="index 5"/>
     <w:lsdException w:unhideWhenUsed="0" w:uiPriority="0" w:semiHidden="0" w:name="index 6"/>
     <w:lsdException w:unhideWhenUsed="0" w:uiPriority="0" w:semiHidden="0" w:name="index 7"/>
-    <w:lsdException w:unhideWhenUsed="0" w:uiPriority="0" w:semiHidden="0" w:name="index 8"/>
+    <w:lsdException w:qFormat="1" w:unhideWhenUsed="0" w:uiPriority="0" w:semiHidden="0" w:name="index 8"/>
     <w:lsdException w:unhideWhenUsed="0" w:uiPriority="0" w:semiHidden="0" w:name="index 9"/>
     <w:lsdException w:unhideWhenUsed="0" w:uiPriority="0" w:semiHidden="0" w:name="toc 1"/>
     <w:lsdException w:unhideWhenUsed="0" w:uiPriority="0" w:semiHidden="0" w:name="toc 2"/>
     <w:lsdException w:unhideWhenUsed="0" w:uiPriority="0" w:semiHidden="0" w:name="toc 3"/>
     <w:lsdException w:unhideWhenUsed="0" w:uiPriority="0" w:semiHidden="0" w:name="toc 4"/>
-    <w:lsdException w:unhideWhenUsed="0" w:uiPriority="0" w:semiHidden="0" w:name="toc 5"/>
+    <w:lsdException w:qFormat="1" w:unhideWhenUsed="0" w:uiPriority="0" w:semiHidden="0" w:name="toc 5"/>
     <w:lsdException w:unhideWhenUsed="0" w:uiPriority="0" w:semiHidden="0" w:name="toc 6"/>
     <w:lsdException w:unhideWhenUsed="0" w:uiPriority="0" w:semiHidden="0" w:name="toc 7"/>
     <w:lsdException w:unhideWhenUsed="0" w:uiPriority="0" w:semiHidden="0" w:name="toc 8"/>
-    <w:lsdException w:unhideWhenUsed="0" w:uiPriority="0" w:semiHidden="0" w:name="toc 9"/>
+    <w:lsdException w:qFormat="1" w:unhideWhenUsed="0" w:uiPriority="0" w:semiHidden="0" w:name="toc 9"/>
     <w:lsdException w:unhideWhenUsed="0" w:uiPriority="0" w:semiHidden="0" w:name="Normal Indent"/>
     <w:lsdException w:unhideWhenUsed="0" w:uiPriority="0" w:semiHidden="0" w:name="footnote text"/>
     <w:lsdException w:unhideWhenUsed="0" w:uiPriority="0" w:semiHidden="0" w:name="annotation text"/>
@@ -2650,7 +4390,7 @@
     <w:lsdException w:qFormat="1" w:uiPriority="0" w:name="caption"/>
     <w:lsdException w:unhideWhenUsed="0" w:uiPriority="0" w:semiHidden="0" w:name="table of figures"/>
     <w:lsdException w:unhideWhenUsed="0" w:uiPriority="0" w:semiHidden="0" w:name="envelope address"/>
-    <w:lsdException w:unhideWhenUsed="0" w:uiPriority="0" w:semiHidden="0" w:name="envelope return"/>
+    <w:lsdException w:qFormat="1" w:unhideWhenUsed="0" w:uiPriority="0" w:semiHidden="0" w:name="envelope return"/>
     <w:lsdException w:unhideWhenUsed="0" w:uiPriority="0" w:semiHidden="0" w:name="footnote reference"/>
     <w:lsdException w:unhideWhenUsed="0" w:uiPriority="0" w:semiHidden="0" w:name="annotation reference"/>
     <w:lsdException w:unhideWhenUsed="0" w:uiPriority="0" w:semiHidden="0" w:name="line number"/>
@@ -2686,7 +4426,7 @@
     <w:lsdException w:unhideWhenUsed="0" w:uiPriority="0" w:semiHidden="0" w:name="List Continue 3"/>
     <w:lsdException w:unhideWhenUsed="0" w:uiPriority="0" w:semiHidden="0" w:name="List Continue 4"/>
     <w:lsdException w:unhideWhenUsed="0" w:uiPriority="0" w:semiHidden="0" w:name="List Continue 5"/>
-    <w:lsdException w:unhideWhenUsed="0" w:uiPriority="0" w:semiHidden="0" w:name="Message Header"/>
+    <w:lsdException w:qFormat="1" w:unhideWhenUsed="0" w:uiPriority="0" w:semiHidden="0" w:name="Message Header"/>
     <w:lsdException w:qFormat="1" w:unhideWhenUsed="0" w:uiPriority="0" w:semiHidden="0" w:name="Subtitle"/>
     <w:lsdException w:unhideWhenUsed="0" w:uiPriority="0" w:semiHidden="0" w:name="Salutation"/>
     <w:lsdException w:unhideWhenUsed="0" w:uiPriority="0" w:semiHidden="0" w:name="Date"/>
@@ -2708,13 +4448,13 @@
     <w:lsdException w:unhideWhenUsed="0" w:uiPriority="0" w:semiHidden="0" w:name="Normal (Web)"/>
     <w:lsdException w:unhideWhenUsed="0" w:uiPriority="0" w:semiHidden="0" w:name="HTML Acronym"/>
     <w:lsdException w:unhideWhenUsed="0" w:uiPriority="0" w:semiHidden="0" w:name="HTML Address"/>
-    <w:lsdException w:unhideWhenUsed="0" w:uiPriority="0" w:semiHidden="0" w:name="HTML Cite"/>
+    <w:lsdException w:qFormat="1" w:unhideWhenUsed="0" w:uiPriority="0" w:semiHidden="0" w:name="HTML Cite"/>
     <w:lsdException w:unhideWhenUsed="0" w:uiPriority="0" w:semiHidden="0" w:name="HTML Code"/>
     <w:lsdException w:unhideWhenUsed="0" w:uiPriority="0" w:semiHidden="0" w:name="HTML Definition"/>
     <w:lsdException w:unhideWhenUsed="0" w:uiPriority="0" w:semiHidden="0" w:name="HTML Keyboard"/>
     <w:lsdException w:unhideWhenUsed="0" w:uiPriority="0" w:semiHidden="0" w:name="HTML Preformatted"/>
     <w:lsdException w:unhideWhenUsed="0" w:uiPriority="0" w:semiHidden="0" w:name="HTML Sample"/>
-    <w:lsdException w:unhideWhenUsed="0" w:uiPriority="0" w:semiHidden="0" w:name="HTML Typewriter"/>
+    <w:lsdException w:qFormat="1" w:unhideWhenUsed="0" w:uiPriority="0" w:semiHidden="0" w:name="HTML Typewriter"/>
     <w:lsdException w:unhideWhenUsed="0" w:uiPriority="0" w:semiHidden="0" w:name="HTML Variable"/>
     <w:lsdException w:unhideWhenUsed="0" w:uiPriority="0" w:name="Normal Table"/>
     <w:lsdException w:unhideWhenUsed="0" w:uiPriority="0" w:semiHidden="0" w:name="annotation subject"/>
@@ -2726,7 +4466,7 @@
     <w:lsdException w:unhideWhenUsed="0" w:uiPriority="0" w:semiHidden="0" w:name="Table Classic 3"/>
     <w:lsdException w:unhideWhenUsed="0" w:uiPriority="0" w:semiHidden="0" w:name="Table Classic 4"/>
     <w:lsdException w:unhideWhenUsed="0" w:uiPriority="0" w:semiHidden="0" w:name="Table Colorful 1"/>
-    <w:lsdException w:unhideWhenUsed="0" w:uiPriority="0" w:semiHidden="0" w:name="Table Colorful 2"/>
+    <w:lsdException w:qFormat="1" w:unhideWhenUsed="0" w:uiPriority="0" w:semiHidden="0" w:name="Table Colorful 2"/>
     <w:lsdException w:unhideWhenUsed="0" w:uiPriority="0" w:semiHidden="0" w:name="Table Colorful 3"/>
     <w:lsdException w:unhideWhenUsed="0" w:uiPriority="0" w:semiHidden="0" w:name="Table Columns 1"/>
     <w:lsdException w:unhideWhenUsed="0" w:uiPriority="0" w:semiHidden="0" w:name="Table Columns 2"/>
@@ -2747,12 +4487,12 @@
     <w:lsdException w:unhideWhenUsed="0" w:uiPriority="0" w:semiHidden="0" w:name="Table List 4"/>
     <w:lsdException w:unhideWhenUsed="0" w:uiPriority="0" w:semiHidden="0" w:name="Table List 5"/>
     <w:lsdException w:unhideWhenUsed="0" w:uiPriority="0" w:semiHidden="0" w:name="Table List 6"/>
-    <w:lsdException w:unhideWhenUsed="0" w:uiPriority="0" w:semiHidden="0" w:name="Table List 7"/>
+    <w:lsdException w:qFormat="1" w:unhideWhenUsed="0" w:uiPriority="0" w:semiHidden="0" w:name="Table List 7"/>
     <w:lsdException w:unhideWhenUsed="0" w:uiPriority="0" w:semiHidden="0" w:name="Table List 8"/>
     <w:lsdException w:unhideWhenUsed="0" w:uiPriority="0" w:semiHidden="0" w:name="Table 3D effects 1"/>
     <w:lsdException w:unhideWhenUsed="0" w:uiPriority="0" w:semiHidden="0" w:name="Table 3D effects 2"/>
     <w:lsdException w:qFormat="1" w:unhideWhenUsed="0" w:uiPriority="0" w:semiHidden="0" w:name="Table 3D effects 3"/>
-    <w:lsdException w:unhideWhenUsed="0" w:uiPriority="0" w:semiHidden="0" w:name="Table Contemporary"/>
+    <w:lsdException w:qFormat="1" w:unhideWhenUsed="0" w:uiPriority="0" w:semiHidden="0" w:name="Table Contemporary"/>
     <w:lsdException w:unhideWhenUsed="0" w:uiPriority="0" w:semiHidden="0" w:name="Table Elegant"/>
     <w:lsdException w:unhideWhenUsed="0" w:uiPriority="0" w:semiHidden="0" w:name="Table Professional"/>
     <w:lsdException w:qFormat="1" w:unhideWhenUsed="0" w:uiPriority="0" w:semiHidden="0" w:name="Table Subtle 1"/>
@@ -2760,7 +4500,7 @@
     <w:lsdException w:unhideWhenUsed="0" w:uiPriority="0" w:semiHidden="0" w:name="Table Web 1"/>
     <w:lsdException w:qFormat="1" w:unhideWhenUsed="0" w:uiPriority="0" w:semiHidden="0" w:name="Table Web 2"/>
     <w:lsdException w:unhideWhenUsed="0" w:uiPriority="0" w:semiHidden="0" w:name="Table Web 3"/>
-    <w:lsdException w:unhideWhenUsed="0" w:uiPriority="0" w:semiHidden="0" w:name="Balloon Text"/>
+    <w:lsdException w:qFormat="1" w:unhideWhenUsed="0" w:uiPriority="0" w:semiHidden="0" w:name="Balloon Text"/>
     <w:lsdException w:unhideWhenUsed="0" w:uiPriority="0" w:semiHidden="0" w:name="Table Grid"/>
     <w:lsdException w:qFormat="1" w:unhideWhenUsed="0" w:uiPriority="0" w:semiHidden="0" w:name="Table Theme"/>
   </w:latentStyles>
@@ -3110,6 +4850,7 @@
   <w:style w:type="character" w:styleId="27">
     <w:name w:val="HTML Typewriter"/>
     <w:basedOn w:val="11"/>
+    <w:qFormat/>
     <w:uiPriority w:val="0"/>
     <w:rPr>
       <w:rFonts w:ascii="Courier New" w:hAnsi="Courier New" w:cs="Courier New"/>
@@ -3130,6 +4871,7 @@
   <w:style w:type="character" w:styleId="29">
     <w:name w:val="HTML Cite"/>
     <w:basedOn w:val="11"/>
+    <w:qFormat/>
     <w:uiPriority w:val="0"/>
     <w:rPr>
       <w:i/>
@@ -3139,6 +4881,7 @@
   <w:style w:type="paragraph" w:styleId="30">
     <w:name w:val="Balloon Text"/>
     <w:basedOn w:val="1"/>
+    <w:qFormat/>
     <w:uiPriority w:val="0"/>
     <w:rPr>
       <w:sz w:val="16"/>
@@ -3200,6 +4943,7 @@
   <w:style w:type="paragraph" w:styleId="37">
     <w:name w:val="envelope return"/>
     <w:basedOn w:val="1"/>
+    <w:qFormat/>
     <w:uiPriority w:val="0"/>
     <w:rPr>
       <w:rFonts w:ascii="Arial" w:hAnsi="Arial" w:cs="Arial"/>
@@ -3384,6 +5128,7 @@
     <w:name w:val="toc 9"/>
     <w:basedOn w:val="1"/>
     <w:next w:val="1"/>
+    <w:qFormat/>
     <w:uiPriority w:val="0"/>
     <w:pPr>
       <w:ind w:left="3360" w:leftChars="1600"/>
@@ -3425,6 +5170,7 @@
     <w:name w:val="index 8"/>
     <w:basedOn w:val="1"/>
     <w:next w:val="1"/>
+    <w:qFormat/>
     <w:uiPriority w:val="0"/>
     <w:pPr>
       <w:ind w:left="1400" w:leftChars="1400"/>
@@ -3579,6 +5325,7 @@
     <w:name w:val="toc 5"/>
     <w:basedOn w:val="1"/>
     <w:next w:val="1"/>
+    <w:qFormat/>
     <w:uiPriority w:val="0"/>
     <w:pPr>
       <w:ind w:left="1680" w:leftChars="800"/>
@@ -3880,6 +5627,7 @@
   <w:style w:type="paragraph" w:styleId="105">
     <w:name w:val="Message Header"/>
     <w:basedOn w:val="1"/>
+    <w:qFormat/>
     <w:uiPriority w:val="0"/>
     <w:pPr>
       <w:pBdr>
@@ -3905,6 +5653,7 @@
   <w:style w:type="table" w:styleId="107">
     <w:name w:val="Table Colorful 2"/>
     <w:basedOn w:val="12"/>
+    <w:qFormat/>
     <w:uiPriority w:val="0"/>
     <w:pPr>
       <w:widowControl w:val="0"/>
@@ -5714,6 +7463,7 @@
   <w:style w:type="table" w:styleId="130">
     <w:name w:val="Table List 7"/>
     <w:basedOn w:val="12"/>
+    <w:qFormat/>
     <w:uiPriority w:val="0"/>
     <w:pPr>
       <w:widowControl w:val="0"/>
@@ -5844,6 +7594,7 @@
   <w:style w:type="table" w:styleId="131">
     <w:name w:val="Table Contemporary"/>
     <w:basedOn w:val="12"/>
+    <w:qFormat/>
     <w:uiPriority w:val="0"/>
     <w:pPr>
       <w:widowControl w:val="0"/>
